--- a/Documentação Projeto/Termos e Politica de Privacidade/Politica_de_Privacidade_Parada_Certa.docx
+++ b/Documentação Projeto/Termos e Politica de Privacidade/Politica_de_Privacidade_Parada_Certa.docx
@@ -2238,7 +2238,19 @@
         <w:rPr>
           <w:lang w:val="pt-BR"/>
         </w:rPr>
-        <w:t xml:space="preserve">O Parada Certa nao deve armazenar </w:t>
+        <w:t>O Parada Certa n</w:t>
+      </w:r>
+      <w:r>
+        <w:rPr>
+          <w:lang w:val="pt-BR"/>
+        </w:rPr>
+        <w:t>ã</w:t>
+      </w:r>
+      <w:r>
+        <w:rPr>
+          <w:lang w:val="pt-BR"/>
+        </w:rPr>
+        <w:t xml:space="preserve">o deve armazenar </w:t>
       </w:r>
       <w:r>
         <w:rPr>
@@ -2349,7 +2361,19 @@
         <w:rPr>
           <w:lang w:val="pt-BR"/>
         </w:rPr>
-        <w:t xml:space="preserve">O Parada Certa nao tem como objetivo coletar dados pessoais </w:t>
+        <w:t>O Parada Certa n</w:t>
+      </w:r>
+      <w:r>
+        <w:rPr>
+          <w:lang w:val="pt-BR"/>
+        </w:rPr>
+        <w:t>ã</w:t>
+      </w:r>
+      <w:r>
+        <w:rPr>
+          <w:lang w:val="pt-BR"/>
+        </w:rPr>
+        <w:t xml:space="preserve">o tem como objetivo coletar dados pessoais </w:t>
       </w:r>
       <w:r>
         <w:rPr>
@@ -3883,7 +3907,19 @@
         <w:rPr>
           <w:lang w:val="pt-BR"/>
         </w:rPr>
-        <w:t>O Parada Certa nao vende dados pessoais.</w:t>
+        <w:t xml:space="preserve">O Parada Certa </w:t>
+      </w:r>
+      <w:r>
+        <w:rPr>
+          <w:lang w:val="pt-BR"/>
+        </w:rPr>
+        <w:t>não</w:t>
+      </w:r>
+      <w:r>
+        <w:rPr>
+          <w:lang w:val="pt-BR"/>
+        </w:rPr>
+        <w:t xml:space="preserve"> vende dados pessoais.</w:t>
       </w:r>
     </w:p>
     <w:p>
@@ -3901,15 +3937,7 @@
           <w:sz w:val="24"/>
           <w:lang w:val="pt-BR"/>
         </w:rPr>
-        <w:t xml:space="preserve">8. Compartilhamento de dados nao </w:t>
-      </w:r>
-      <w:r>
-        <w:rPr>
-          <w:rFonts w:eastAsia="Arial"/>
-          <w:bCs w:val="0"/>
-          <w:lang w:val="pt-BR"/>
-        </w:rPr>
-        <w:t>sensíveis</w:t>
+        <w:t>8. Compartilhamento de dados n</w:t>
       </w:r>
       <w:r>
         <w:rPr>
@@ -3918,662 +3946,8 @@
           <w:sz w:val="24"/>
           <w:lang w:val="pt-BR"/>
         </w:rPr>
-        <w:t xml:space="preserve"> entre estacionamentos</w:t>
-      </w:r>
-    </w:p>
-    <w:p>
-      <w:pPr>
-        <w:rPr>
-          <w:lang w:val="pt-BR"/>
-        </w:rPr>
-      </w:pPr>
-      <w:r>
-        <w:rPr>
-          <w:lang w:val="pt-BR"/>
-        </w:rPr>
-        <w:t xml:space="preserve">O Parada Certa </w:t>
-      </w:r>
-      <w:r>
-        <w:rPr>
-          <w:lang w:val="pt-BR"/>
-        </w:rPr>
-        <w:t>poderá</w:t>
-      </w:r>
-      <w:r>
-        <w:rPr>
-          <w:lang w:val="pt-BR"/>
-        </w:rPr>
-        <w:t xml:space="preserve"> compartilhar, divulgar ou disponibilizar apenas dados nao </w:t>
-      </w:r>
-      <w:r>
-        <w:rPr>
-          <w:lang w:val="pt-BR"/>
-        </w:rPr>
-        <w:t>sensíveis</w:t>
-      </w:r>
-      <w:r>
-        <w:rPr>
-          <w:lang w:val="pt-BR"/>
-        </w:rPr>
-        <w:t xml:space="preserve"> dos estacionamentos cadastrados com outros estacionamentos, quando </w:t>
-      </w:r>
-      <w:r>
-        <w:rPr>
-          <w:lang w:val="pt-BR"/>
-        </w:rPr>
-        <w:t>necessário</w:t>
-      </w:r>
-      <w:r>
-        <w:rPr>
-          <w:lang w:val="pt-BR"/>
-        </w:rPr>
-        <w:t xml:space="preserve"> para funcionalidades administrativas, </w:t>
-      </w:r>
-      <w:r>
-        <w:rPr>
-          <w:lang w:val="pt-BR"/>
-        </w:rPr>
-        <w:t>estatísticas</w:t>
-      </w:r>
-      <w:r>
-        <w:rPr>
-          <w:lang w:val="pt-BR"/>
-        </w:rPr>
-        <w:t xml:space="preserve">, comparativas, </w:t>
-      </w:r>
-      <w:r>
-        <w:rPr>
-          <w:lang w:val="pt-BR"/>
-        </w:rPr>
-        <w:t>relatórios</w:t>
-      </w:r>
-      <w:r>
-        <w:rPr>
-          <w:lang w:val="pt-BR"/>
-        </w:rPr>
-        <w:t xml:space="preserve">, analise de demanda, </w:t>
-      </w:r>
-      <w:r>
-        <w:rPr>
-          <w:lang w:val="pt-BR"/>
-        </w:rPr>
-        <w:t>inteligência</w:t>
-      </w:r>
-      <w:r>
-        <w:rPr>
-          <w:lang w:val="pt-BR"/>
-        </w:rPr>
-        <w:t xml:space="preserve"> de mercado ou melhoria da plataforma.</w:t>
-      </w:r>
-    </w:p>
-    <w:p>
-      <w:pPr>
-        <w:rPr>
-          <w:lang w:val="pt-BR"/>
-        </w:rPr>
-      </w:pPr>
-      <w:r>
-        <w:rPr>
-          <w:lang w:val="pt-BR"/>
-        </w:rPr>
-        <w:t xml:space="preserve">Exemplos de dados nao </w:t>
-      </w:r>
-      <w:r>
-        <w:rPr>
-          <w:lang w:val="pt-BR"/>
-        </w:rPr>
-        <w:t>sensíveis</w:t>
-      </w:r>
-      <w:r>
-        <w:rPr>
-          <w:lang w:val="pt-BR"/>
-        </w:rPr>
-        <w:t xml:space="preserve"> que podem ser utilizados ou compartilhados:</w:t>
-      </w:r>
-    </w:p>
-    <w:p>
-      <w:pPr>
-        <w:pStyle w:val="ABNTList"/>
-        <w:rPr>
-          <w:lang w:val="pt-BR"/>
-        </w:rPr>
-      </w:pPr>
-      <w:r>
-        <w:rPr>
-          <w:lang w:val="pt-BR"/>
-        </w:rPr>
-        <w:t xml:space="preserve">• Nome fantasia do estacionamento, quando </w:t>
-      </w:r>
-      <w:r>
-        <w:rPr>
-          <w:lang w:val="pt-BR"/>
-        </w:rPr>
-        <w:t>público</w:t>
-      </w:r>
-      <w:r>
-        <w:rPr>
-          <w:lang w:val="pt-BR"/>
-        </w:rPr>
-        <w:t>;</w:t>
-      </w:r>
-    </w:p>
-    <w:p>
-      <w:pPr>
-        <w:pStyle w:val="ABNTList"/>
-        <w:rPr>
-          <w:lang w:val="pt-BR"/>
-        </w:rPr>
-      </w:pPr>
-      <w:r>
-        <w:rPr>
-          <w:lang w:val="pt-BR"/>
-        </w:rPr>
-        <w:t xml:space="preserve">• </w:t>
-      </w:r>
-      <w:r>
-        <w:rPr>
-          <w:lang w:val="pt-BR"/>
-        </w:rPr>
-        <w:t>Região</w:t>
-      </w:r>
-      <w:r>
-        <w:rPr>
-          <w:lang w:val="pt-BR"/>
-        </w:rPr>
-        <w:t>, bairro ou cidade;</w:t>
-      </w:r>
-    </w:p>
-    <w:p>
-      <w:pPr>
-        <w:pStyle w:val="ABNTList"/>
-        <w:rPr>
-          <w:lang w:val="pt-BR"/>
-        </w:rPr>
-      </w:pPr>
-      <w:r>
-        <w:rPr>
-          <w:lang w:val="pt-BR"/>
-        </w:rPr>
-        <w:t xml:space="preserve">• Faixa de </w:t>
-      </w:r>
-      <w:r>
-        <w:rPr>
-          <w:lang w:val="pt-BR"/>
-        </w:rPr>
-        <w:t>preço</w:t>
-      </w:r>
-      <w:r>
-        <w:rPr>
-          <w:lang w:val="pt-BR"/>
-        </w:rPr>
-        <w:t xml:space="preserve"> ou </w:t>
-      </w:r>
-      <w:r>
-        <w:rPr>
-          <w:lang w:val="pt-BR"/>
-        </w:rPr>
-        <w:t>preço</w:t>
-      </w:r>
-      <w:r>
-        <w:rPr>
-          <w:lang w:val="pt-BR"/>
-        </w:rPr>
-        <w:t xml:space="preserve"> por hora, quando </w:t>
-      </w:r>
-      <w:r>
-        <w:rPr>
-          <w:lang w:val="pt-BR"/>
-        </w:rPr>
-        <w:t>público</w:t>
-      </w:r>
-      <w:r>
-        <w:rPr>
-          <w:lang w:val="pt-BR"/>
-        </w:rPr>
-        <w:t>;</w:t>
-      </w:r>
-    </w:p>
-    <w:p>
-      <w:pPr>
-        <w:pStyle w:val="ABNTList"/>
-        <w:rPr>
-          <w:lang w:val="pt-BR"/>
-        </w:rPr>
-      </w:pPr>
-      <w:r>
-        <w:rPr>
-          <w:lang w:val="pt-BR"/>
-        </w:rPr>
-        <w:t>• Quantidade aproximada de vagas;</w:t>
-      </w:r>
-    </w:p>
-    <w:p>
-      <w:pPr>
-        <w:pStyle w:val="ABNTList"/>
-        <w:rPr>
-          <w:lang w:val="pt-BR"/>
-        </w:rPr>
-      </w:pPr>
-      <w:r>
-        <w:rPr>
-          <w:lang w:val="pt-BR"/>
-        </w:rPr>
-        <w:lastRenderedPageBreak/>
-        <w:t xml:space="preserve">• </w:t>
-      </w:r>
-      <w:r>
-        <w:rPr>
-          <w:lang w:val="pt-BR"/>
-        </w:rPr>
-        <w:t>Horários</w:t>
-      </w:r>
-      <w:r>
-        <w:rPr>
-          <w:lang w:val="pt-BR"/>
-        </w:rPr>
-        <w:t xml:space="preserve"> de funcionamento, quando </w:t>
-      </w:r>
-      <w:r>
-        <w:rPr>
-          <w:lang w:val="pt-BR"/>
-        </w:rPr>
-        <w:t>públicos</w:t>
-      </w:r>
-      <w:r>
-        <w:rPr>
-          <w:lang w:val="pt-BR"/>
-        </w:rPr>
-        <w:t>;</w:t>
-      </w:r>
-    </w:p>
-    <w:p>
-      <w:pPr>
-        <w:pStyle w:val="ABNTList"/>
-        <w:rPr>
-          <w:lang w:val="pt-BR"/>
-        </w:rPr>
-      </w:pPr>
-      <w:r>
-        <w:rPr>
-          <w:lang w:val="pt-BR"/>
-        </w:rPr>
-        <w:t xml:space="preserve">• Indicadores agregados de </w:t>
-      </w:r>
-      <w:r>
-        <w:rPr>
-          <w:lang w:val="pt-BR"/>
-        </w:rPr>
-        <w:t>ocupação</w:t>
-      </w:r>
-      <w:r>
-        <w:rPr>
-          <w:lang w:val="pt-BR"/>
-        </w:rPr>
-        <w:t>;</w:t>
-      </w:r>
-    </w:p>
-    <w:p>
-      <w:pPr>
-        <w:pStyle w:val="ABNTList"/>
-        <w:rPr>
-          <w:lang w:val="pt-BR"/>
-        </w:rPr>
-      </w:pPr>
-      <w:r>
-        <w:rPr>
-          <w:lang w:val="pt-BR"/>
-        </w:rPr>
-        <w:t>• Indicadores agregados de demanda;</w:t>
-      </w:r>
-    </w:p>
-    <w:p>
-      <w:pPr>
-        <w:pStyle w:val="ABNTList"/>
-        <w:rPr>
-          <w:lang w:val="pt-BR"/>
-        </w:rPr>
-      </w:pPr>
-      <w:r>
-        <w:rPr>
-          <w:lang w:val="pt-BR"/>
-        </w:rPr>
-        <w:t xml:space="preserve">• Dados </w:t>
-      </w:r>
-      <w:r>
-        <w:rPr>
-          <w:lang w:val="pt-BR"/>
-        </w:rPr>
-        <w:t>estatísticos</w:t>
-      </w:r>
-      <w:r>
-        <w:rPr>
-          <w:lang w:val="pt-BR"/>
-        </w:rPr>
-        <w:t xml:space="preserve"> anonimizados;</w:t>
-      </w:r>
-    </w:p>
-    <w:p>
-      <w:pPr>
-        <w:pStyle w:val="ABNTList"/>
-        <w:rPr>
-          <w:lang w:val="pt-BR"/>
-        </w:rPr>
-      </w:pPr>
-      <w:r>
-        <w:rPr>
-          <w:lang w:val="pt-BR"/>
-        </w:rPr>
-        <w:t xml:space="preserve">• </w:t>
-      </w:r>
-      <w:r>
-        <w:rPr>
-          <w:lang w:val="pt-BR"/>
-        </w:rPr>
-        <w:t>Informações</w:t>
-      </w:r>
-      <w:r>
-        <w:rPr>
-          <w:lang w:val="pt-BR"/>
-        </w:rPr>
-        <w:t xml:space="preserve"> </w:t>
-      </w:r>
-      <w:r>
-        <w:rPr>
-          <w:lang w:val="pt-BR"/>
-        </w:rPr>
-        <w:t>públicas</w:t>
-      </w:r>
-      <w:r>
-        <w:rPr>
-          <w:lang w:val="pt-BR"/>
-        </w:rPr>
-        <w:t xml:space="preserve"> ou operacionais nao pessoais.</w:t>
-      </w:r>
-    </w:p>
-    <w:p>
-      <w:pPr>
-        <w:rPr>
-          <w:lang w:val="pt-BR"/>
-        </w:rPr>
-      </w:pPr>
-      <w:r>
-        <w:rPr>
-          <w:lang w:val="pt-BR"/>
-        </w:rPr>
-        <w:t>Esse compartilhamento nao deve incluir:</w:t>
-      </w:r>
-    </w:p>
-    <w:p>
-      <w:pPr>
-        <w:pStyle w:val="ABNTList"/>
-        <w:rPr>
-          <w:lang w:val="pt-BR"/>
-        </w:rPr>
-      </w:pPr>
-      <w:r>
-        <w:rPr>
-          <w:lang w:val="pt-BR"/>
-        </w:rPr>
-        <w:t>• CPF de administradores;</w:t>
-      </w:r>
-    </w:p>
-    <w:p>
-      <w:pPr>
-        <w:pStyle w:val="ABNTList"/>
-        <w:rPr>
-          <w:lang w:val="pt-BR"/>
-        </w:rPr>
-      </w:pPr>
-      <w:r>
-        <w:rPr>
-          <w:lang w:val="pt-BR"/>
-        </w:rPr>
-        <w:t>• Dados pessoais de motoristas;</w:t>
-      </w:r>
-    </w:p>
-    <w:p>
-      <w:pPr>
-        <w:pStyle w:val="ABNTList"/>
-        <w:rPr>
-          <w:lang w:val="pt-BR"/>
-        </w:rPr>
-      </w:pPr>
-      <w:r>
-        <w:rPr>
-          <w:lang w:val="pt-BR"/>
-        </w:rPr>
-        <w:t>• Dados pessoais de operadores;</w:t>
-      </w:r>
-    </w:p>
-    <w:p>
-      <w:pPr>
-        <w:pStyle w:val="ABNTList"/>
-        <w:rPr>
-          <w:lang w:val="pt-BR"/>
-        </w:rPr>
-      </w:pPr>
-      <w:r>
-        <w:rPr>
-          <w:lang w:val="pt-BR"/>
-        </w:rPr>
-        <w:t>• Dados de login;</w:t>
-      </w:r>
-    </w:p>
-    <w:p>
-      <w:pPr>
-        <w:pStyle w:val="ABNTList"/>
-        <w:rPr>
-          <w:lang w:val="pt-BR"/>
-        </w:rPr>
-      </w:pPr>
-      <w:r>
-        <w:rPr>
-          <w:lang w:val="pt-BR"/>
-        </w:rPr>
-        <w:t>• Senhas;</w:t>
-      </w:r>
-    </w:p>
-    <w:p>
-      <w:pPr>
-        <w:pStyle w:val="ABNTList"/>
-        <w:rPr>
-          <w:lang w:val="pt-BR"/>
-        </w:rPr>
-      </w:pPr>
-      <w:r>
-        <w:rPr>
-          <w:lang w:val="pt-BR"/>
-        </w:rPr>
-        <w:t>• Dados financeiros completos;</w:t>
-      </w:r>
-    </w:p>
-    <w:p>
-      <w:pPr>
-        <w:pStyle w:val="ABNTList"/>
-        <w:rPr>
-          <w:lang w:val="pt-BR"/>
-        </w:rPr>
-      </w:pPr>
-      <w:r>
-        <w:rPr>
-          <w:lang w:val="pt-BR"/>
-        </w:rPr>
-        <w:t xml:space="preserve">• Numero completo de </w:t>
-      </w:r>
-      <w:r>
-        <w:rPr>
-          <w:lang w:val="pt-BR"/>
-        </w:rPr>
-        <w:t>cartão</w:t>
-      </w:r>
-      <w:r>
-        <w:rPr>
-          <w:lang w:val="pt-BR"/>
-        </w:rPr>
-        <w:t>;</w:t>
-      </w:r>
-    </w:p>
-    <w:p>
-      <w:pPr>
-        <w:pStyle w:val="ABNTList"/>
-        <w:rPr>
-          <w:lang w:val="pt-BR"/>
-        </w:rPr>
-      </w:pPr>
-      <w:r>
-        <w:rPr>
-          <w:lang w:val="pt-BR"/>
-        </w:rPr>
-        <w:t>• CVV;</w:t>
-      </w:r>
-    </w:p>
-    <w:p>
-      <w:pPr>
-        <w:pStyle w:val="ABNTList"/>
-        <w:rPr>
-          <w:lang w:val="pt-BR"/>
-        </w:rPr>
-      </w:pPr>
-      <w:r>
-        <w:rPr>
-          <w:lang w:val="pt-BR"/>
-        </w:rPr>
-        <w:t>• Documentos privados;</w:t>
-      </w:r>
-    </w:p>
-    <w:p>
-      <w:pPr>
-        <w:pStyle w:val="ABNTList"/>
-        <w:rPr>
-          <w:lang w:val="pt-BR"/>
-        </w:rPr>
-      </w:pPr>
-      <w:r>
-        <w:rPr>
-          <w:lang w:val="pt-BR"/>
-        </w:rPr>
-        <w:t xml:space="preserve">• </w:t>
-      </w:r>
-      <w:r>
-        <w:rPr>
-          <w:lang w:val="pt-BR"/>
-        </w:rPr>
-        <w:t>Informações</w:t>
-      </w:r>
-      <w:r>
-        <w:rPr>
-          <w:lang w:val="pt-BR"/>
-        </w:rPr>
-        <w:t xml:space="preserve"> sigilosas;</w:t>
-      </w:r>
-    </w:p>
-    <w:p>
-      <w:pPr>
-        <w:pStyle w:val="ABNTList"/>
-        <w:rPr>
-          <w:lang w:val="pt-BR"/>
-        </w:rPr>
-      </w:pPr>
-      <w:r>
-        <w:rPr>
-          <w:lang w:val="pt-BR"/>
-        </w:rPr>
-        <w:t xml:space="preserve">• Dados </w:t>
-      </w:r>
-      <w:r>
-        <w:rPr>
-          <w:lang w:val="pt-BR"/>
-        </w:rPr>
-        <w:t>sensíveis</w:t>
-      </w:r>
-      <w:r>
-        <w:rPr>
-          <w:lang w:val="pt-BR"/>
-        </w:rPr>
-        <w:t xml:space="preserve"> protegidos pela LGPD.</w:t>
-      </w:r>
-    </w:p>
-    <w:p>
-      <w:pPr>
-        <w:rPr>
-          <w:lang w:val="pt-BR"/>
-        </w:rPr>
-      </w:pPr>
-      <w:r>
-        <w:rPr>
-          <w:lang w:val="pt-BR"/>
-        </w:rPr>
-        <w:t xml:space="preserve">Sempre que </w:t>
-      </w:r>
-      <w:r>
-        <w:rPr>
-          <w:lang w:val="pt-BR"/>
-        </w:rPr>
-        <w:t>possível</w:t>
-      </w:r>
-      <w:r>
-        <w:rPr>
-          <w:lang w:val="pt-BR"/>
-        </w:rPr>
-        <w:t xml:space="preserve">, os dados divulgados para outros estacionamentos </w:t>
-      </w:r>
-      <w:r>
-        <w:rPr>
-          <w:lang w:val="pt-BR"/>
-        </w:rPr>
-        <w:t>serão</w:t>
-      </w:r>
-      <w:r>
-        <w:rPr>
-          <w:lang w:val="pt-BR"/>
-        </w:rPr>
-        <w:t xml:space="preserve"> agregados, anonimizados ou apresentados de forma </w:t>
-      </w:r>
-      <w:r>
-        <w:rPr>
-          <w:lang w:val="pt-BR"/>
-        </w:rPr>
-        <w:t>estatística</w:t>
-      </w:r>
-      <w:r>
-        <w:rPr>
-          <w:lang w:val="pt-BR"/>
-        </w:rPr>
-        <w:t xml:space="preserve">, evitando </w:t>
-      </w:r>
-      <w:r>
-        <w:rPr>
-          <w:lang w:val="pt-BR"/>
-        </w:rPr>
-        <w:t>identificação</w:t>
-      </w:r>
-      <w:r>
-        <w:rPr>
-          <w:lang w:val="pt-BR"/>
-        </w:rPr>
-        <w:t xml:space="preserve"> indevida de pessoas </w:t>
-      </w:r>
-      <w:r>
-        <w:rPr>
-          <w:lang w:val="pt-BR"/>
-        </w:rPr>
-        <w:t>físicas</w:t>
-      </w:r>
-      <w:r>
-        <w:rPr>
-          <w:lang w:val="pt-BR"/>
-        </w:rPr>
-        <w:t>.</w:t>
-      </w:r>
-    </w:p>
-    <w:p>
-      <w:pPr>
-        <w:pStyle w:val="Ttulo1"/>
-        <w:rPr>
-          <w:bCs w:val="0"/>
-          <w:lang w:val="pt-BR"/>
-        </w:rPr>
-      </w:pPr>
+        <w:t>ã</w:t>
+      </w:r>
       <w:r>
         <w:rPr>
           <w:rFonts w:eastAsia="Arial"/>
@@ -4581,313 +3955,28 @@
           <w:sz w:val="24"/>
           <w:lang w:val="pt-BR"/>
         </w:rPr>
-        <w:t xml:space="preserve">9. </w:t>
-      </w:r>
-      <w:r>
-        <w:rPr>
-          <w:rFonts w:eastAsia="Arial"/>
-          <w:bCs w:val="0"/>
-          <w:lang w:val="pt-BR"/>
-        </w:rPr>
-        <w:t>Geolocalização</w:t>
+        <w:t xml:space="preserve">o </w:t>
       </w:r>
       <w:r>
         <w:rPr>
           <w:rFonts w:eastAsia="Arial"/>
           <w:bCs w:val="0"/>
           <w:sz w:val="24"/>
-          <w:lang w:val="pt-BR"/>
-        </w:rPr>
-        <w:t xml:space="preserve"> e mapas</w:t>
-      </w:r>
-    </w:p>
-    <w:p>
-      <w:pPr>
-        <w:rPr>
-          <w:lang w:val="pt-BR"/>
-        </w:rPr>
-      </w:pPr>
-      <w:r>
-        <w:rPr>
-          <w:lang w:val="pt-BR"/>
-        </w:rPr>
-        <w:t xml:space="preserve">O Parada Certa </w:t>
-      </w:r>
-      <w:r>
-        <w:rPr>
-          <w:lang w:val="pt-BR"/>
-        </w:rPr>
-        <w:t>poderá</w:t>
-      </w:r>
-      <w:r>
-        <w:rPr>
-          <w:lang w:val="pt-BR"/>
-        </w:rPr>
-        <w:t xml:space="preserve"> utilizar dados de </w:t>
-      </w:r>
-      <w:r>
-        <w:rPr>
-          <w:lang w:val="pt-BR"/>
-        </w:rPr>
-        <w:t>localização</w:t>
-      </w:r>
-      <w:r>
-        <w:rPr>
-          <w:lang w:val="pt-BR"/>
-        </w:rPr>
-        <w:t xml:space="preserve">, </w:t>
-      </w:r>
-      <w:r>
-        <w:rPr>
-          <w:lang w:val="pt-BR"/>
-        </w:rPr>
-        <w:t>endereço</w:t>
-      </w:r>
-      <w:r>
-        <w:rPr>
-          <w:lang w:val="pt-BR"/>
-        </w:rPr>
-        <w:t>, coordenadas ou mapas para:</w:t>
-      </w:r>
-    </w:p>
-    <w:p>
-      <w:pPr>
-        <w:pStyle w:val="ABNTList"/>
-        <w:rPr>
-          <w:lang w:val="pt-BR"/>
-        </w:rPr>
-      </w:pPr>
-      <w:r>
-        <w:rPr>
-          <w:lang w:val="pt-BR"/>
-        </w:rPr>
-        <w:t xml:space="preserve">• Buscar estacionamentos </w:t>
-      </w:r>
-      <w:r>
-        <w:rPr>
-          <w:lang w:val="pt-BR"/>
-        </w:rPr>
-        <w:t>próximos</w:t>
-      </w:r>
-      <w:r>
-        <w:rPr>
-          <w:lang w:val="pt-BR"/>
-        </w:rPr>
-        <w:t>;</w:t>
-      </w:r>
-    </w:p>
-    <w:p>
-      <w:pPr>
-        <w:pStyle w:val="ABNTList"/>
-        <w:rPr>
-          <w:lang w:val="pt-BR"/>
-        </w:rPr>
-      </w:pPr>
-      <w:r>
-        <w:rPr>
-          <w:lang w:val="pt-BR"/>
-        </w:rPr>
-        <w:t>• Calcular distancia aproximada;</w:t>
-      </w:r>
-    </w:p>
-    <w:p>
-      <w:pPr>
-        <w:pStyle w:val="ABNTList"/>
-        <w:rPr>
-          <w:lang w:val="pt-BR"/>
-        </w:rPr>
-      </w:pPr>
-      <w:r>
-        <w:rPr>
-          <w:lang w:val="pt-BR"/>
-        </w:rPr>
-        <w:t>• Exibir estacionamentos em mapa;</w:t>
-      </w:r>
-    </w:p>
-    <w:p>
-      <w:pPr>
-        <w:pStyle w:val="ABNTList"/>
-        <w:rPr>
-          <w:lang w:val="pt-BR"/>
-        </w:rPr>
-      </w:pPr>
-      <w:r>
-        <w:rPr>
-          <w:lang w:val="pt-BR"/>
-        </w:rPr>
-        <w:t xml:space="preserve">• Validar </w:t>
-      </w:r>
-      <w:r>
-        <w:rPr>
-          <w:lang w:val="pt-BR"/>
-        </w:rPr>
-        <w:t>endereço</w:t>
-      </w:r>
-      <w:r>
-        <w:rPr>
-          <w:lang w:val="pt-BR"/>
-        </w:rPr>
-        <w:t xml:space="preserve"> de estacionamentos;</w:t>
-      </w:r>
-    </w:p>
-    <w:p>
-      <w:pPr>
-        <w:pStyle w:val="ABNTList"/>
-        <w:rPr>
-          <w:lang w:val="pt-BR"/>
-        </w:rPr>
-      </w:pPr>
-      <w:r>
-        <w:rPr>
-          <w:lang w:val="pt-BR"/>
-        </w:rPr>
-        <w:t xml:space="preserve">• Apoiar rotas e </w:t>
-      </w:r>
-      <w:r>
-        <w:rPr>
-          <w:lang w:val="pt-BR"/>
-        </w:rPr>
-        <w:t>navegação</w:t>
-      </w:r>
-      <w:r>
-        <w:rPr>
-          <w:lang w:val="pt-BR"/>
-        </w:rPr>
-        <w:t xml:space="preserve">, quando </w:t>
-      </w:r>
-      <w:r>
-        <w:rPr>
-          <w:lang w:val="pt-BR"/>
-        </w:rPr>
-        <w:t>aplicável</w:t>
-      </w:r>
-      <w:r>
-        <w:rPr>
-          <w:lang w:val="pt-BR"/>
-        </w:rPr>
-        <w:t>;</w:t>
-      </w:r>
-    </w:p>
-    <w:p>
-      <w:pPr>
-        <w:pStyle w:val="ABNTList"/>
-        <w:rPr>
-          <w:lang w:val="pt-BR"/>
-        </w:rPr>
-      </w:pPr>
-      <w:r>
-        <w:rPr>
-          <w:lang w:val="pt-BR"/>
-        </w:rPr>
-        <w:t xml:space="preserve">• Verificar cobertura </w:t>
-      </w:r>
-      <w:r>
-        <w:rPr>
-          <w:lang w:val="pt-BR"/>
-        </w:rPr>
-        <w:t>geográfica</w:t>
-      </w:r>
-      <w:r>
-        <w:rPr>
-          <w:lang w:val="pt-BR"/>
-        </w:rPr>
-        <w:t xml:space="preserve"> da plataforma.</w:t>
-      </w:r>
-    </w:p>
-    <w:p>
-      <w:pPr>
-        <w:rPr>
-          <w:lang w:val="pt-BR"/>
-        </w:rPr>
-      </w:pPr>
-      <w:r>
-        <w:rPr>
-          <w:lang w:val="pt-BR"/>
-        </w:rPr>
-        <w:lastRenderedPageBreak/>
-        <w:t xml:space="preserve">O uso de </w:t>
-      </w:r>
-      <w:r>
-        <w:rPr>
-          <w:lang w:val="pt-BR"/>
-        </w:rPr>
-        <w:t>localização</w:t>
-      </w:r>
-      <w:r>
-        <w:rPr>
-          <w:lang w:val="pt-BR"/>
-        </w:rPr>
-        <w:t xml:space="preserve"> do motorista depende das </w:t>
-      </w:r>
-      <w:r>
-        <w:rPr>
-          <w:lang w:val="pt-BR"/>
-        </w:rPr>
-        <w:t>permissões</w:t>
-      </w:r>
-      <w:r>
-        <w:rPr>
-          <w:lang w:val="pt-BR"/>
-        </w:rPr>
-        <w:t xml:space="preserve"> do dispositivo e das </w:t>
-      </w:r>
-      <w:r>
-        <w:rPr>
-          <w:lang w:val="pt-BR"/>
-        </w:rPr>
-        <w:t>configurações</w:t>
-      </w:r>
-      <w:r>
-        <w:rPr>
-          <w:lang w:val="pt-BR"/>
-        </w:rPr>
-        <w:t xml:space="preserve"> do aplicativo. O </w:t>
-      </w:r>
-      <w:r>
-        <w:rPr>
-          <w:lang w:val="pt-BR"/>
-        </w:rPr>
-        <w:t>endereço</w:t>
-      </w:r>
-      <w:r>
-        <w:rPr>
-          <w:lang w:val="pt-BR"/>
-        </w:rPr>
-        <w:t xml:space="preserve"> do estacionamento pode ser validado por </w:t>
-      </w:r>
-      <w:r>
-        <w:rPr>
-          <w:lang w:val="pt-BR"/>
-        </w:rPr>
-        <w:t>serviços</w:t>
-      </w:r>
-      <w:r>
-        <w:rPr>
-          <w:lang w:val="pt-BR"/>
-        </w:rPr>
-        <w:t xml:space="preserve"> externos de CEP, </w:t>
-      </w:r>
-      <w:r>
-        <w:rPr>
-          <w:lang w:val="pt-BR"/>
-        </w:rPr>
-        <w:t>geocodificação</w:t>
-      </w:r>
-      <w:r>
-        <w:rPr>
-          <w:lang w:val="pt-BR"/>
-        </w:rPr>
-        <w:t xml:space="preserve"> ou mapas.</w:t>
-      </w:r>
-    </w:p>
-    <w:p>
-      <w:pPr>
-        <w:pStyle w:val="Ttulo1"/>
-        <w:rPr>
+          <w:szCs w:val="24"/>
+          <w:lang w:val="pt-BR"/>
+        </w:rPr>
+        <w:t>sensíveis</w:t>
+      </w:r>
+      <w:r>
+        <w:rPr>
+          <w:rFonts w:eastAsia="Arial"/>
           <w:bCs w:val="0"/>
-          <w:lang w:val="pt-BR"/>
-        </w:rPr>
-      </w:pPr>
+          <w:sz w:val="22"/>
+          <w:szCs w:val="24"/>
+          <w:lang w:val="pt-BR"/>
+        </w:rPr>
+        <w:t xml:space="preserve"> </w:t>
+      </w:r>
       <w:r>
         <w:rPr>
           <w:rFonts w:eastAsia="Arial"/>
@@ -4895,7 +3984,7 @@
           <w:sz w:val="24"/>
           <w:lang w:val="pt-BR"/>
         </w:rPr>
-        <w:t>10. Cookies, armazenamento local e tecnologias semelhantes</w:t>
+        <w:t>entre estacionamentos</w:t>
       </w:r>
     </w:p>
     <w:p>
@@ -4920,7 +4009,116 @@
         <w:rPr>
           <w:lang w:val="pt-BR"/>
         </w:rPr>
-        <w:t xml:space="preserve"> utilizar cookies, localStorage, AsyncStorage, cache, tokens e tecnologias semelhantes para:</w:t>
+        <w:t xml:space="preserve"> compartilhar, divulgar ou disponibilizar apenas dados </w:t>
+      </w:r>
+      <w:r>
+        <w:rPr>
+          <w:lang w:val="pt-BR"/>
+        </w:rPr>
+        <w:t>não</w:t>
+      </w:r>
+      <w:r>
+        <w:rPr>
+          <w:lang w:val="pt-BR"/>
+        </w:rPr>
+        <w:t xml:space="preserve"> </w:t>
+      </w:r>
+      <w:r>
+        <w:rPr>
+          <w:lang w:val="pt-BR"/>
+        </w:rPr>
+        <w:t>sensíveis</w:t>
+      </w:r>
+      <w:r>
+        <w:rPr>
+          <w:lang w:val="pt-BR"/>
+        </w:rPr>
+        <w:t xml:space="preserve"> dos estacionamentos cadastrados com outros estacionamentos, quando </w:t>
+      </w:r>
+      <w:r>
+        <w:rPr>
+          <w:lang w:val="pt-BR"/>
+        </w:rPr>
+        <w:t>necessário</w:t>
+      </w:r>
+      <w:r>
+        <w:rPr>
+          <w:lang w:val="pt-BR"/>
+        </w:rPr>
+        <w:t xml:space="preserve"> para funcionalidades administrativas, </w:t>
+      </w:r>
+      <w:r>
+        <w:rPr>
+          <w:lang w:val="pt-BR"/>
+        </w:rPr>
+        <w:t>estatísticas</w:t>
+      </w:r>
+      <w:r>
+        <w:rPr>
+          <w:lang w:val="pt-BR"/>
+        </w:rPr>
+        <w:t xml:space="preserve">, comparativas, </w:t>
+      </w:r>
+      <w:r>
+        <w:rPr>
+          <w:lang w:val="pt-BR"/>
+        </w:rPr>
+        <w:t>relatórios</w:t>
+      </w:r>
+      <w:r>
+        <w:rPr>
+          <w:lang w:val="pt-BR"/>
+        </w:rPr>
+        <w:t xml:space="preserve">, analise de demanda, </w:t>
+      </w:r>
+      <w:r>
+        <w:rPr>
+          <w:lang w:val="pt-BR"/>
+        </w:rPr>
+        <w:t>inteligência</w:t>
+      </w:r>
+      <w:r>
+        <w:rPr>
+          <w:lang w:val="pt-BR"/>
+        </w:rPr>
+        <w:t xml:space="preserve"> de mercado ou melhoria da plataforma.</w:t>
+      </w:r>
+    </w:p>
+    <w:p>
+      <w:pPr>
+        <w:rPr>
+          <w:lang w:val="pt-BR"/>
+        </w:rPr>
+      </w:pPr>
+      <w:r>
+        <w:rPr>
+          <w:lang w:val="pt-BR"/>
+        </w:rPr>
+        <w:t xml:space="preserve">Exemplos de dados </w:t>
+      </w:r>
+      <w:r>
+        <w:rPr>
+          <w:lang w:val="pt-BR"/>
+        </w:rPr>
+        <w:t>não</w:t>
+      </w:r>
+      <w:r>
+        <w:rPr>
+          <w:lang w:val="pt-BR"/>
+        </w:rPr>
+        <w:t xml:space="preserve"> </w:t>
+      </w:r>
+      <w:r>
+        <w:rPr>
+          <w:lang w:val="pt-BR"/>
+        </w:rPr>
+        <w:t>sensíveis</w:t>
+      </w:r>
+      <w:r>
+        <w:rPr>
+          <w:lang w:val="pt-BR"/>
+        </w:rPr>
+        <w:t xml:space="preserve"> que podem ser utilizados ou compartilhados:</w:t>
       </w:r>
     </w:p>
     <w:p>
@@ -4934,19 +4132,19 @@
         <w:rPr>
           <w:lang w:val="pt-BR"/>
         </w:rPr>
-        <w:t xml:space="preserve">• Manter </w:t>
-      </w:r>
-      <w:r>
-        <w:rPr>
-          <w:lang w:val="pt-BR"/>
-        </w:rPr>
-        <w:t>sessão</w:t>
-      </w:r>
-      <w:r>
-        <w:rPr>
-          <w:lang w:val="pt-BR"/>
-        </w:rPr>
-        <w:t xml:space="preserve"> e login;</w:t>
+        <w:t xml:space="preserve">• Nome fantasia do estacionamento, quando </w:t>
+      </w:r>
+      <w:r>
+        <w:rPr>
+          <w:lang w:val="pt-BR"/>
+        </w:rPr>
+        <w:t>público</w:t>
+      </w:r>
+      <w:r>
+        <w:rPr>
+          <w:lang w:val="pt-BR"/>
+        </w:rPr>
+        <w:t>;</w:t>
       </w:r>
     </w:p>
     <w:p>
@@ -4960,13 +4158,63 @@
         <w:rPr>
           <w:lang w:val="pt-BR"/>
         </w:rPr>
-        <w:t xml:space="preserve">• Guardar preferencias do </w:t>
-      </w:r>
-      <w:r>
-        <w:rPr>
-          <w:lang w:val="pt-BR"/>
-        </w:rPr>
-        <w:t>usuário</w:t>
+        <w:t xml:space="preserve">• </w:t>
+      </w:r>
+      <w:r>
+        <w:rPr>
+          <w:lang w:val="pt-BR"/>
+        </w:rPr>
+        <w:t>Região</w:t>
+      </w:r>
+      <w:r>
+        <w:rPr>
+          <w:lang w:val="pt-BR"/>
+        </w:rPr>
+        <w:t>, bairro ou cidade;</w:t>
+      </w:r>
+    </w:p>
+    <w:p>
+      <w:pPr>
+        <w:pStyle w:val="ABNTList"/>
+        <w:rPr>
+          <w:lang w:val="pt-BR"/>
+        </w:rPr>
+      </w:pPr>
+      <w:r>
+        <w:rPr>
+          <w:lang w:val="pt-BR"/>
+        </w:rPr>
+        <w:t xml:space="preserve">• Faixa de </w:t>
+      </w:r>
+      <w:r>
+        <w:rPr>
+          <w:lang w:val="pt-BR"/>
+        </w:rPr>
+        <w:t>preço</w:t>
+      </w:r>
+      <w:r>
+        <w:rPr>
+          <w:lang w:val="pt-BR"/>
+        </w:rPr>
+        <w:t xml:space="preserve"> ou </w:t>
+      </w:r>
+      <w:r>
+        <w:rPr>
+          <w:lang w:val="pt-BR"/>
+        </w:rPr>
+        <w:t>preço</w:t>
+      </w:r>
+      <w:r>
+        <w:rPr>
+          <w:lang w:val="pt-BR"/>
+        </w:rPr>
+        <w:t xml:space="preserve"> por hora, quando </w:t>
+      </w:r>
+      <w:r>
+        <w:rPr>
+          <w:lang w:val="pt-BR"/>
+        </w:rPr>
+        <w:t>público</w:t>
       </w:r>
       <w:r>
         <w:rPr>
@@ -4986,25 +4234,39 @@
         <w:rPr>
           <w:lang w:val="pt-BR"/>
         </w:rPr>
-        <w:t xml:space="preserve">• Armazenar tokens de </w:t>
-      </w:r>
-      <w:r>
-        <w:rPr>
-          <w:lang w:val="pt-BR"/>
-        </w:rPr>
-        <w:t>autenticação</w:t>
-      </w:r>
-      <w:r>
-        <w:rPr>
-          <w:lang w:val="pt-BR"/>
-        </w:rPr>
-        <w:t xml:space="preserve"> ou identificadores </w:t>
-      </w:r>
-      <w:r>
-        <w:rPr>
-          <w:lang w:val="pt-BR"/>
-        </w:rPr>
-        <w:t>temporários</w:t>
+        <w:t>• Quantidade aproximada de vagas;</w:t>
+      </w:r>
+    </w:p>
+    <w:p>
+      <w:pPr>
+        <w:pStyle w:val="ABNTList"/>
+        <w:rPr>
+          <w:lang w:val="pt-BR"/>
+        </w:rPr>
+      </w:pPr>
+      <w:r>
+        <w:rPr>
+          <w:lang w:val="pt-BR"/>
+        </w:rPr>
+        <w:t xml:space="preserve">• </w:t>
+      </w:r>
+      <w:r>
+        <w:rPr>
+          <w:lang w:val="pt-BR"/>
+        </w:rPr>
+        <w:t>Horários</w:t>
+      </w:r>
+      <w:r>
+        <w:rPr>
+          <w:lang w:val="pt-BR"/>
+        </w:rPr>
+        <w:t xml:space="preserve"> de funcionamento, quando </w:t>
+      </w:r>
+      <w:r>
+        <w:rPr>
+          <w:lang w:val="pt-BR"/>
+        </w:rPr>
+        <w:t>públicos</w:t>
       </w:r>
       <w:r>
         <w:rPr>
@@ -5024,13 +4286,14 @@
         <w:rPr>
           <w:lang w:val="pt-BR"/>
         </w:rPr>
-        <w:t xml:space="preserve">• Melhorar desempenho do aplicativo e das </w:t>
-      </w:r>
-      <w:r>
-        <w:rPr>
-          <w:lang w:val="pt-BR"/>
-        </w:rPr>
-        <w:t>páginas</w:t>
+        <w:lastRenderedPageBreak/>
+        <w:t xml:space="preserve">• Indicadores agregados de </w:t>
+      </w:r>
+      <w:r>
+        <w:rPr>
+          <w:lang w:val="pt-BR"/>
+        </w:rPr>
+        <w:t>ocupação</w:t>
       </w:r>
       <w:r>
         <w:rPr>
@@ -5050,19 +4313,7 @@
         <w:rPr>
           <w:lang w:val="pt-BR"/>
         </w:rPr>
-        <w:t xml:space="preserve">• Preservar </w:t>
-      </w:r>
-      <w:r>
-        <w:rPr>
-          <w:lang w:val="pt-BR"/>
-        </w:rPr>
-        <w:t>configurações</w:t>
-      </w:r>
-      <w:r>
-        <w:rPr>
-          <w:lang w:val="pt-BR"/>
-        </w:rPr>
-        <w:t xml:space="preserve"> do painel administrativo;</w:t>
+        <w:t>• Indicadores agregados de demanda;</w:t>
       </w:r>
     </w:p>
     <w:p>
@@ -5076,19 +4327,19 @@
         <w:rPr>
           <w:lang w:val="pt-BR"/>
         </w:rPr>
-        <w:t xml:space="preserve">• Permitir </w:t>
-      </w:r>
-      <w:r>
-        <w:rPr>
-          <w:lang w:val="pt-BR"/>
-        </w:rPr>
-        <w:t>comunicação</w:t>
-      </w:r>
-      <w:r>
-        <w:rPr>
-          <w:lang w:val="pt-BR"/>
-        </w:rPr>
-        <w:t xml:space="preserve"> entre telas e APIs;</w:t>
+        <w:t xml:space="preserve">• Dados </w:t>
+      </w:r>
+      <w:r>
+        <w:rPr>
+          <w:lang w:val="pt-BR"/>
+        </w:rPr>
+        <w:t>estatísticos</w:t>
+      </w:r>
+      <w:r>
+        <w:rPr>
+          <w:lang w:val="pt-BR"/>
+        </w:rPr>
+        <w:t xml:space="preserve"> anonimizados;</w:t>
       </w:r>
     </w:p>
     <w:p>
@@ -5102,68 +4353,331 @@
         <w:rPr>
           <w:lang w:val="pt-BR"/>
         </w:rPr>
-        <w:t>• Reduzir necessidade de login repetido.</w:t>
-      </w:r>
-    </w:p>
-    <w:p>
-      <w:pPr>
-        <w:rPr>
-          <w:lang w:val="pt-BR"/>
-        </w:rPr>
-      </w:pPr>
-      <w:r>
-        <w:rPr>
-          <w:lang w:val="pt-BR"/>
-        </w:rPr>
-        <w:t xml:space="preserve">O </w:t>
-      </w:r>
-      <w:r>
-        <w:rPr>
-          <w:lang w:val="pt-BR"/>
-        </w:rPr>
-        <w:t>usuário</w:t>
-      </w:r>
-      <w:r>
-        <w:rPr>
-          <w:lang w:val="pt-BR"/>
-        </w:rPr>
-        <w:t xml:space="preserve"> pode gerenciar </w:t>
-      </w:r>
-      <w:r>
-        <w:rPr>
-          <w:lang w:val="pt-BR"/>
-        </w:rPr>
-        <w:t>permissões</w:t>
-      </w:r>
-      <w:r>
-        <w:rPr>
-          <w:lang w:val="pt-BR"/>
-        </w:rPr>
-        <w:t xml:space="preserve"> e armazenamento local conforme as </w:t>
-      </w:r>
-      <w:r>
-        <w:rPr>
-          <w:lang w:val="pt-BR"/>
-        </w:rPr>
-        <w:t>configurações</w:t>
-      </w:r>
-      <w:r>
-        <w:rPr>
-          <w:lang w:val="pt-BR"/>
-        </w:rPr>
-        <w:t xml:space="preserve"> do navegador, sistema operacional ou dispositivo, ciente de que a </w:t>
-      </w:r>
-      <w:r>
-        <w:rPr>
-          <w:lang w:val="pt-BR"/>
-        </w:rPr>
-        <w:t>desativação</w:t>
-      </w:r>
-      <w:r>
-        <w:rPr>
-          <w:lang w:val="pt-BR"/>
-        </w:rPr>
-        <w:t xml:space="preserve"> desses recursos pode limitar funcionalidades.</w:t>
+        <w:t xml:space="preserve">• </w:t>
+      </w:r>
+      <w:r>
+        <w:rPr>
+          <w:lang w:val="pt-BR"/>
+        </w:rPr>
+        <w:t>Informações</w:t>
+      </w:r>
+      <w:r>
+        <w:rPr>
+          <w:lang w:val="pt-BR"/>
+        </w:rPr>
+        <w:t xml:space="preserve"> </w:t>
+      </w:r>
+      <w:r>
+        <w:rPr>
+          <w:lang w:val="pt-BR"/>
+        </w:rPr>
+        <w:t>públicas</w:t>
+      </w:r>
+      <w:r>
+        <w:rPr>
+          <w:lang w:val="pt-BR"/>
+        </w:rPr>
+        <w:t xml:space="preserve"> ou operacionais </w:t>
+      </w:r>
+      <w:r>
+        <w:rPr>
+          <w:lang w:val="pt-BR"/>
+        </w:rPr>
+        <w:t>não</w:t>
+      </w:r>
+      <w:r>
+        <w:rPr>
+          <w:lang w:val="pt-BR"/>
+        </w:rPr>
+        <w:t xml:space="preserve"> pessoais.</w:t>
+      </w:r>
+    </w:p>
+    <w:p>
+      <w:pPr>
+        <w:rPr>
+          <w:lang w:val="pt-BR"/>
+        </w:rPr>
+      </w:pPr>
+      <w:r>
+        <w:rPr>
+          <w:lang w:val="pt-BR"/>
+        </w:rPr>
+        <w:t xml:space="preserve">Esse compartilhamento </w:t>
+      </w:r>
+      <w:r>
+        <w:rPr>
+          <w:lang w:val="pt-BR"/>
+        </w:rPr>
+        <w:t>não</w:t>
+      </w:r>
+      <w:r>
+        <w:rPr>
+          <w:lang w:val="pt-BR"/>
+        </w:rPr>
+        <w:t xml:space="preserve"> deve incluir:</w:t>
+      </w:r>
+    </w:p>
+    <w:p>
+      <w:pPr>
+        <w:pStyle w:val="ABNTList"/>
+        <w:rPr>
+          <w:lang w:val="pt-BR"/>
+        </w:rPr>
+      </w:pPr>
+      <w:r>
+        <w:rPr>
+          <w:lang w:val="pt-BR"/>
+        </w:rPr>
+        <w:t>• CPF de administradores;</w:t>
+      </w:r>
+    </w:p>
+    <w:p>
+      <w:pPr>
+        <w:pStyle w:val="ABNTList"/>
+        <w:rPr>
+          <w:lang w:val="pt-BR"/>
+        </w:rPr>
+      </w:pPr>
+      <w:r>
+        <w:rPr>
+          <w:lang w:val="pt-BR"/>
+        </w:rPr>
+        <w:t>• Dados pessoais de motoristas;</w:t>
+      </w:r>
+    </w:p>
+    <w:p>
+      <w:pPr>
+        <w:pStyle w:val="ABNTList"/>
+        <w:rPr>
+          <w:lang w:val="pt-BR"/>
+        </w:rPr>
+      </w:pPr>
+      <w:r>
+        <w:rPr>
+          <w:lang w:val="pt-BR"/>
+        </w:rPr>
+        <w:t>• Dados pessoais de operadores;</w:t>
+      </w:r>
+    </w:p>
+    <w:p>
+      <w:pPr>
+        <w:pStyle w:val="ABNTList"/>
+        <w:rPr>
+          <w:lang w:val="pt-BR"/>
+        </w:rPr>
+      </w:pPr>
+      <w:r>
+        <w:rPr>
+          <w:lang w:val="pt-BR"/>
+        </w:rPr>
+        <w:t>• Dados de login;</w:t>
+      </w:r>
+    </w:p>
+    <w:p>
+      <w:pPr>
+        <w:pStyle w:val="ABNTList"/>
+        <w:rPr>
+          <w:lang w:val="pt-BR"/>
+        </w:rPr>
+      </w:pPr>
+      <w:r>
+        <w:rPr>
+          <w:lang w:val="pt-BR"/>
+        </w:rPr>
+        <w:t>• Senhas;</w:t>
+      </w:r>
+    </w:p>
+    <w:p>
+      <w:pPr>
+        <w:pStyle w:val="ABNTList"/>
+        <w:rPr>
+          <w:lang w:val="pt-BR"/>
+        </w:rPr>
+      </w:pPr>
+      <w:r>
+        <w:rPr>
+          <w:lang w:val="pt-BR"/>
+        </w:rPr>
+        <w:t>• Dados financeiros completos;</w:t>
+      </w:r>
+    </w:p>
+    <w:p>
+      <w:pPr>
+        <w:pStyle w:val="ABNTList"/>
+        <w:rPr>
+          <w:lang w:val="pt-BR"/>
+        </w:rPr>
+      </w:pPr>
+      <w:r>
+        <w:rPr>
+          <w:lang w:val="pt-BR"/>
+        </w:rPr>
+        <w:t xml:space="preserve">• Numero completo de </w:t>
+      </w:r>
+      <w:r>
+        <w:rPr>
+          <w:lang w:val="pt-BR"/>
+        </w:rPr>
+        <w:t>cartão</w:t>
+      </w:r>
+      <w:r>
+        <w:rPr>
+          <w:lang w:val="pt-BR"/>
+        </w:rPr>
+        <w:t>;</w:t>
+      </w:r>
+    </w:p>
+    <w:p>
+      <w:pPr>
+        <w:pStyle w:val="ABNTList"/>
+        <w:rPr>
+          <w:lang w:val="pt-BR"/>
+        </w:rPr>
+      </w:pPr>
+      <w:r>
+        <w:rPr>
+          <w:lang w:val="pt-BR"/>
+        </w:rPr>
+        <w:t>• CVV;</w:t>
+      </w:r>
+    </w:p>
+    <w:p>
+      <w:pPr>
+        <w:pStyle w:val="ABNTList"/>
+        <w:rPr>
+          <w:lang w:val="pt-BR"/>
+        </w:rPr>
+      </w:pPr>
+      <w:r>
+        <w:rPr>
+          <w:lang w:val="pt-BR"/>
+        </w:rPr>
+        <w:t>• Documentos privados;</w:t>
+      </w:r>
+    </w:p>
+    <w:p>
+      <w:pPr>
+        <w:pStyle w:val="ABNTList"/>
+        <w:rPr>
+          <w:lang w:val="pt-BR"/>
+        </w:rPr>
+      </w:pPr>
+      <w:r>
+        <w:rPr>
+          <w:lang w:val="pt-BR"/>
+        </w:rPr>
+        <w:t xml:space="preserve">• </w:t>
+      </w:r>
+      <w:r>
+        <w:rPr>
+          <w:lang w:val="pt-BR"/>
+        </w:rPr>
+        <w:t>Informações</w:t>
+      </w:r>
+      <w:r>
+        <w:rPr>
+          <w:lang w:val="pt-BR"/>
+        </w:rPr>
+        <w:t xml:space="preserve"> sigilosas;</w:t>
+      </w:r>
+    </w:p>
+    <w:p>
+      <w:pPr>
+        <w:pStyle w:val="ABNTList"/>
+        <w:rPr>
+          <w:lang w:val="pt-BR"/>
+        </w:rPr>
+      </w:pPr>
+      <w:r>
+        <w:rPr>
+          <w:lang w:val="pt-BR"/>
+        </w:rPr>
+        <w:t xml:space="preserve">• Dados </w:t>
+      </w:r>
+      <w:r>
+        <w:rPr>
+          <w:lang w:val="pt-BR"/>
+        </w:rPr>
+        <w:t>sensíveis</w:t>
+      </w:r>
+      <w:r>
+        <w:rPr>
+          <w:lang w:val="pt-BR"/>
+        </w:rPr>
+        <w:t xml:space="preserve"> protegidos pela LGPD.</w:t>
+      </w:r>
+    </w:p>
+    <w:p>
+      <w:pPr>
+        <w:rPr>
+          <w:lang w:val="pt-BR"/>
+        </w:rPr>
+      </w:pPr>
+      <w:r>
+        <w:rPr>
+          <w:lang w:val="pt-BR"/>
+        </w:rPr>
+        <w:t xml:space="preserve">Sempre que </w:t>
+      </w:r>
+      <w:r>
+        <w:rPr>
+          <w:lang w:val="pt-BR"/>
+        </w:rPr>
+        <w:t>possível</w:t>
+      </w:r>
+      <w:r>
+        <w:rPr>
+          <w:lang w:val="pt-BR"/>
+        </w:rPr>
+        <w:t xml:space="preserve">, os dados divulgados para outros estacionamentos </w:t>
+      </w:r>
+      <w:r>
+        <w:rPr>
+          <w:lang w:val="pt-BR"/>
+        </w:rPr>
+        <w:t>serão</w:t>
+      </w:r>
+      <w:r>
+        <w:rPr>
+          <w:lang w:val="pt-BR"/>
+        </w:rPr>
+        <w:t xml:space="preserve"> agregados, anonimizados ou apresentados de forma </w:t>
+      </w:r>
+      <w:r>
+        <w:rPr>
+          <w:lang w:val="pt-BR"/>
+        </w:rPr>
+        <w:t>estatística</w:t>
+      </w:r>
+      <w:r>
+        <w:rPr>
+          <w:lang w:val="pt-BR"/>
+        </w:rPr>
+        <w:t xml:space="preserve">, evitando </w:t>
+      </w:r>
+      <w:r>
+        <w:rPr>
+          <w:lang w:val="pt-BR"/>
+        </w:rPr>
+        <w:t>identificação</w:t>
+      </w:r>
+      <w:r>
+        <w:rPr>
+          <w:lang w:val="pt-BR"/>
+        </w:rPr>
+        <w:t xml:space="preserve"> indevida de pessoas </w:t>
+      </w:r>
+      <w:r>
+        <w:rPr>
+          <w:lang w:val="pt-BR"/>
+        </w:rPr>
+        <w:t>físicas</w:t>
+      </w:r>
+      <w:r>
+        <w:rPr>
+          <w:lang w:val="pt-BR"/>
+        </w:rPr>
+        <w:t>.</w:t>
       </w:r>
     </w:p>
     <w:p>
@@ -5181,7 +4695,7 @@
           <w:sz w:val="24"/>
           <w:lang w:val="pt-BR"/>
         </w:rPr>
-        <w:t xml:space="preserve">11. </w:t>
+        <w:t xml:space="preserve">9. </w:t>
       </w:r>
       <w:r>
         <w:rPr>
@@ -5189,7 +4703,7 @@
           <w:bCs w:val="0"/>
           <w:lang w:val="pt-BR"/>
         </w:rPr>
-        <w:t>Segurança</w:t>
+        <w:t>Geolocalização</w:t>
       </w:r>
       <w:r>
         <w:rPr>
@@ -5198,58 +4712,38 @@
           <w:sz w:val="24"/>
           <w:lang w:val="pt-BR"/>
         </w:rPr>
-        <w:t xml:space="preserve"> da </w:t>
-      </w:r>
-      <w:r>
-        <w:rPr>
-          <w:rFonts w:eastAsia="Arial"/>
-          <w:bCs w:val="0"/>
-          <w:lang w:val="pt-BR"/>
-        </w:rPr>
-        <w:t>informação</w:t>
-      </w:r>
-    </w:p>
-    <w:p>
-      <w:pPr>
-        <w:rPr>
-          <w:lang w:val="pt-BR"/>
-        </w:rPr>
-      </w:pPr>
-      <w:r>
-        <w:rPr>
-          <w:lang w:val="pt-BR"/>
-        </w:rPr>
-        <w:t xml:space="preserve">O Parada Certa adota medidas </w:t>
-      </w:r>
-      <w:r>
-        <w:rPr>
-          <w:lang w:val="pt-BR"/>
-        </w:rPr>
-        <w:t>técnicas</w:t>
-      </w:r>
-      <w:r>
-        <w:rPr>
-          <w:lang w:val="pt-BR"/>
-        </w:rPr>
-        <w:t xml:space="preserve"> e organizacionais </w:t>
-      </w:r>
-      <w:r>
-        <w:rPr>
-          <w:lang w:val="pt-BR"/>
-        </w:rPr>
-        <w:t>razoáveis</w:t>
-      </w:r>
-      <w:r>
-        <w:rPr>
-          <w:lang w:val="pt-BR"/>
-        </w:rPr>
-        <w:t xml:space="preserve"> para reduzir riscos de acesso indevido, perda, </w:t>
-      </w:r>
-      <w:r>
-        <w:rPr>
-          <w:lang w:val="pt-BR"/>
-        </w:rPr>
-        <w:t>alteração</w:t>
+        <w:t xml:space="preserve"> e mapas</w:t>
+      </w:r>
+    </w:p>
+    <w:p>
+      <w:pPr>
+        <w:rPr>
+          <w:lang w:val="pt-BR"/>
+        </w:rPr>
+      </w:pPr>
+      <w:r>
+        <w:rPr>
+          <w:lang w:val="pt-BR"/>
+        </w:rPr>
+        <w:t xml:space="preserve">O Parada Certa </w:t>
+      </w:r>
+      <w:r>
+        <w:rPr>
+          <w:lang w:val="pt-BR"/>
+        </w:rPr>
+        <w:t>poderá</w:t>
+      </w:r>
+      <w:r>
+        <w:rPr>
+          <w:lang w:val="pt-BR"/>
+        </w:rPr>
+        <w:t xml:space="preserve"> utilizar dados de </w:t>
+      </w:r>
+      <w:r>
+        <w:rPr>
+          <w:lang w:val="pt-BR"/>
+        </w:rPr>
+        <w:t>localização</w:t>
       </w:r>
       <w:r>
         <w:rPr>
@@ -5261,38 +4755,13 @@
         <w:rPr>
           <w:lang w:val="pt-BR"/>
         </w:rPr>
-        <w:t>divulgação</w:t>
-      </w:r>
-      <w:r>
-        <w:rPr>
-          <w:lang w:val="pt-BR"/>
-        </w:rPr>
-        <w:t xml:space="preserve"> ou uso nao autorizado de dados.</w:t>
-      </w:r>
-    </w:p>
-    <w:p>
-      <w:pPr>
-        <w:rPr>
-          <w:lang w:val="pt-BR"/>
-        </w:rPr>
-      </w:pPr>
-      <w:r>
-        <w:rPr>
-          <w:lang w:val="pt-BR"/>
-        </w:rPr>
-        <w:t xml:space="preserve">Entre as medidas previstas ou implementadas </w:t>
-      </w:r>
-      <w:r>
-        <w:rPr>
-          <w:lang w:val="pt-BR"/>
-        </w:rPr>
-        <w:t>estão</w:t>
-      </w:r>
-      <w:r>
-        <w:rPr>
-          <w:lang w:val="pt-BR"/>
-        </w:rPr>
-        <w:t>:</w:t>
+        <w:t>endereço</w:t>
+      </w:r>
+      <w:r>
+        <w:rPr>
+          <w:lang w:val="pt-BR"/>
+        </w:rPr>
+        <w:t>, coordenadas ou mapas para:</w:t>
       </w:r>
     </w:p>
     <w:p>
@@ -5306,7 +4775,19 @@
         <w:rPr>
           <w:lang w:val="pt-BR"/>
         </w:rPr>
-        <w:t>• Senhas de administradores e operadores protegidas com BCrypt;</w:t>
+        <w:t xml:space="preserve">• Buscar estacionamentos </w:t>
+      </w:r>
+      <w:r>
+        <w:rPr>
+          <w:lang w:val="pt-BR"/>
+        </w:rPr>
+        <w:t>próximos</w:t>
+      </w:r>
+      <w:r>
+        <w:rPr>
+          <w:lang w:val="pt-BR"/>
+        </w:rPr>
+        <w:t>;</w:t>
       </w:r>
     </w:p>
     <w:p>
@@ -5320,7 +4801,7 @@
         <w:rPr>
           <w:lang w:val="pt-BR"/>
         </w:rPr>
-        <w:t>• Senhas e credenciais nao expostas em respostas de API;</w:t>
+        <w:t>• Calcular distancia aproximada;</w:t>
       </w:r>
     </w:p>
     <w:p>
@@ -5334,7 +4815,7 @@
         <w:rPr>
           <w:lang w:val="pt-BR"/>
         </w:rPr>
-        <w:t>• Controle de acesso por perfil;</w:t>
+        <w:t>• Exibir estacionamentos em mapa;</w:t>
       </w:r>
     </w:p>
     <w:p>
@@ -5348,7 +4829,19 @@
         <w:rPr>
           <w:lang w:val="pt-BR"/>
         </w:rPr>
-        <w:t>• Mascaramento de CPF em listagens administrativas;</w:t>
+        <w:t xml:space="preserve">• Validar </w:t>
+      </w:r>
+      <w:r>
+        <w:rPr>
+          <w:lang w:val="pt-BR"/>
+        </w:rPr>
+        <w:t>endereço</w:t>
+      </w:r>
+      <w:r>
+        <w:rPr>
+          <w:lang w:val="pt-BR"/>
+        </w:rPr>
+        <w:t xml:space="preserve"> de estacionamentos;</w:t>
       </w:r>
     </w:p>
     <w:p>
@@ -5362,7 +4855,31 @@
         <w:rPr>
           <w:lang w:val="pt-BR"/>
         </w:rPr>
-        <w:t>• Nao armazenamento de CVV;</w:t>
+        <w:t xml:space="preserve">• Apoiar rotas e </w:t>
+      </w:r>
+      <w:r>
+        <w:rPr>
+          <w:lang w:val="pt-BR"/>
+        </w:rPr>
+        <w:t>navegação</w:t>
+      </w:r>
+      <w:r>
+        <w:rPr>
+          <w:lang w:val="pt-BR"/>
+        </w:rPr>
+        <w:t xml:space="preserve">, quando </w:t>
+      </w:r>
+      <w:r>
+        <w:rPr>
+          <w:lang w:val="pt-BR"/>
+        </w:rPr>
+        <w:t>aplicável</w:t>
+      </w:r>
+      <w:r>
+        <w:rPr>
+          <w:lang w:val="pt-BR"/>
+        </w:rPr>
+        <w:t>;</w:t>
       </w:r>
     </w:p>
     <w:p>
@@ -5376,62 +4893,23 @@
         <w:rPr>
           <w:lang w:val="pt-BR"/>
         </w:rPr>
-        <w:t xml:space="preserve">• Nao armazenamento de </w:t>
-      </w:r>
-      <w:r>
-        <w:rPr>
-          <w:lang w:val="pt-BR"/>
-        </w:rPr>
-        <w:t>número</w:t>
-      </w:r>
-      <w:r>
-        <w:rPr>
-          <w:lang w:val="pt-BR"/>
-        </w:rPr>
-        <w:t xml:space="preserve"> completo de </w:t>
-      </w:r>
-      <w:r>
-        <w:rPr>
-          <w:lang w:val="pt-BR"/>
-        </w:rPr>
-        <w:t>cartão</w:t>
-      </w:r>
-      <w:r>
-        <w:rPr>
-          <w:lang w:val="pt-BR"/>
-        </w:rPr>
-        <w:t>;</w:t>
-      </w:r>
-    </w:p>
-    <w:p>
-      <w:pPr>
-        <w:pStyle w:val="ABNTList"/>
-        <w:rPr>
-          <w:lang w:val="pt-BR"/>
-        </w:rPr>
-      </w:pPr>
-      <w:r>
-        <w:rPr>
-          <w:lang w:val="pt-BR"/>
-        </w:rPr>
-        <w:t xml:space="preserve">• </w:t>
-      </w:r>
-      <w:r>
-        <w:rPr>
-          <w:lang w:val="pt-BR"/>
-        </w:rPr>
-        <w:t>Validações</w:t>
-      </w:r>
-      <w:r>
-        <w:rPr>
-          <w:lang w:val="pt-BR"/>
-        </w:rPr>
-        <w:t xml:space="preserve"> no backend para documentos, pagamentos, reservas, vagas e QR Codes;</w:t>
-      </w:r>
-    </w:p>
-    <w:p>
-      <w:pPr>
-        <w:pStyle w:val="ABNTList"/>
+        <w:t xml:space="preserve">• Verificar cobertura </w:t>
+      </w:r>
+      <w:r>
+        <w:rPr>
+          <w:lang w:val="pt-BR"/>
+        </w:rPr>
+        <w:t>geográfica</w:t>
+      </w:r>
+      <w:r>
+        <w:rPr>
+          <w:lang w:val="pt-BR"/>
+        </w:rPr>
+        <w:t xml:space="preserve"> da plataforma.</w:t>
+      </w:r>
+    </w:p>
+    <w:p>
+      <w:pPr>
         <w:rPr>
           <w:lang w:val="pt-BR"/>
         </w:rPr>
@@ -5441,230 +4919,79 @@
           <w:lang w:val="pt-BR"/>
         </w:rPr>
         <w:lastRenderedPageBreak/>
-        <w:t xml:space="preserve">• </w:t>
-      </w:r>
-      <w:r>
-        <w:rPr>
-          <w:lang w:val="pt-BR"/>
-        </w:rPr>
-        <w:t>Moderação</w:t>
-      </w:r>
-      <w:r>
-        <w:rPr>
-          <w:lang w:val="pt-BR"/>
-        </w:rPr>
-        <w:t xml:space="preserve"> ou filtragem de </w:t>
-      </w:r>
-      <w:r>
-        <w:rPr>
-          <w:lang w:val="pt-BR"/>
-        </w:rPr>
-        <w:t>conteúdo</w:t>
-      </w:r>
-      <w:r>
-        <w:rPr>
-          <w:lang w:val="pt-BR"/>
-        </w:rPr>
-        <w:t xml:space="preserve"> em </w:t>
-      </w:r>
-      <w:r>
-        <w:rPr>
-          <w:lang w:val="pt-BR"/>
-        </w:rPr>
-        <w:t>avaliações</w:t>
-      </w:r>
-      <w:r>
-        <w:rPr>
-          <w:lang w:val="pt-BR"/>
-        </w:rPr>
-        <w:t xml:space="preserve"> e </w:t>
-      </w:r>
-      <w:r>
-        <w:rPr>
-          <w:lang w:val="pt-BR"/>
-        </w:rPr>
-        <w:t>comentários</w:t>
-      </w:r>
-      <w:r>
-        <w:rPr>
-          <w:lang w:val="pt-BR"/>
-        </w:rPr>
-        <w:t>;</w:t>
-      </w:r>
-    </w:p>
-    <w:p>
-      <w:pPr>
-        <w:pStyle w:val="ABNTList"/>
-        <w:rPr>
-          <w:lang w:val="pt-BR"/>
-        </w:rPr>
-      </w:pPr>
-      <w:r>
-        <w:rPr>
-          <w:lang w:val="pt-BR"/>
-        </w:rPr>
-        <w:t xml:space="preserve">• Boas </w:t>
-      </w:r>
-      <w:r>
-        <w:rPr>
-          <w:lang w:val="pt-BR"/>
-        </w:rPr>
-        <w:t>práticas</w:t>
-      </w:r>
-      <w:r>
-        <w:rPr>
-          <w:lang w:val="pt-BR"/>
-        </w:rPr>
-        <w:t xml:space="preserve"> para reduzir acesso indevido;</w:t>
-      </w:r>
-    </w:p>
-    <w:p>
-      <w:pPr>
-        <w:pStyle w:val="ABNTList"/>
-        <w:rPr>
-          <w:lang w:val="pt-BR"/>
-        </w:rPr>
-      </w:pPr>
-      <w:r>
-        <w:rPr>
-          <w:lang w:val="pt-BR"/>
-        </w:rPr>
-        <w:t xml:space="preserve">• </w:t>
-      </w:r>
-      <w:r>
-        <w:rPr>
-          <w:lang w:val="pt-BR"/>
-        </w:rPr>
-        <w:t>Minimização</w:t>
-      </w:r>
-      <w:r>
-        <w:rPr>
-          <w:lang w:val="pt-BR"/>
-        </w:rPr>
-        <w:t xml:space="preserve"> de dados;</w:t>
-      </w:r>
-    </w:p>
-    <w:p>
-      <w:pPr>
-        <w:pStyle w:val="ABNTList"/>
-        <w:rPr>
-          <w:lang w:val="pt-BR"/>
-        </w:rPr>
-      </w:pPr>
-      <w:r>
-        <w:rPr>
-          <w:lang w:val="pt-BR"/>
-        </w:rPr>
-        <w:t xml:space="preserve">• </w:t>
-      </w:r>
-      <w:r>
-        <w:rPr>
-          <w:lang w:val="pt-BR"/>
-        </w:rPr>
-        <w:t>Observância</w:t>
-      </w:r>
-      <w:r>
-        <w:rPr>
-          <w:lang w:val="pt-BR"/>
-        </w:rPr>
-        <w:t xml:space="preserve"> dos </w:t>
-      </w:r>
-      <w:r>
-        <w:rPr>
-          <w:lang w:val="pt-BR"/>
-        </w:rPr>
-        <w:t>princípios</w:t>
-      </w:r>
-      <w:r>
-        <w:rPr>
-          <w:lang w:val="pt-BR"/>
-        </w:rPr>
-        <w:t xml:space="preserve"> da LGPD, como finalidade, necessidade, </w:t>
-      </w:r>
-      <w:r>
-        <w:rPr>
-          <w:lang w:val="pt-BR"/>
-        </w:rPr>
-        <w:t>transparência</w:t>
-      </w:r>
-      <w:r>
-        <w:rPr>
-          <w:lang w:val="pt-BR"/>
-        </w:rPr>
-        <w:t xml:space="preserve">, </w:t>
-      </w:r>
-      <w:r>
-        <w:rPr>
-          <w:lang w:val="pt-BR"/>
-        </w:rPr>
-        <w:t>segurança</w:t>
-      </w:r>
-      <w:r>
-        <w:rPr>
-          <w:lang w:val="pt-BR"/>
-        </w:rPr>
-        <w:t xml:space="preserve"> e </w:t>
-      </w:r>
-      <w:r>
-        <w:rPr>
-          <w:lang w:val="pt-BR"/>
-        </w:rPr>
-        <w:t>responsabilização</w:t>
-      </w:r>
-      <w:r>
-        <w:rPr>
-          <w:lang w:val="pt-BR"/>
-        </w:rPr>
-        <w:t>.</w:t>
-      </w:r>
-    </w:p>
-    <w:p>
-      <w:pPr>
-        <w:rPr>
-          <w:lang w:val="pt-BR"/>
-        </w:rPr>
-      </w:pPr>
-      <w:r>
-        <w:rPr>
-          <w:lang w:val="pt-BR"/>
-        </w:rPr>
-        <w:t xml:space="preserve">Embora o Parada Certa adote medidas de </w:t>
-      </w:r>
-      <w:r>
-        <w:rPr>
-          <w:lang w:val="pt-BR"/>
-        </w:rPr>
-        <w:t>proteção</w:t>
-      </w:r>
-      <w:r>
-        <w:rPr>
-          <w:lang w:val="pt-BR"/>
-        </w:rPr>
-        <w:t xml:space="preserve">, nenhum sistema e completamente imune a falhas. O </w:t>
-      </w:r>
-      <w:r>
-        <w:rPr>
-          <w:lang w:val="pt-BR"/>
-        </w:rPr>
-        <w:t>usuário</w:t>
-      </w:r>
-      <w:r>
-        <w:rPr>
-          <w:lang w:val="pt-BR"/>
-        </w:rPr>
-        <w:t xml:space="preserve"> </w:t>
-      </w:r>
-      <w:r>
-        <w:rPr>
-          <w:lang w:val="pt-BR"/>
-        </w:rPr>
-        <w:t>também</w:t>
-      </w:r>
-      <w:r>
-        <w:rPr>
-          <w:lang w:val="pt-BR"/>
-        </w:rPr>
-        <w:t xml:space="preserve"> deve proteger sua senha, manter seus dispositivos seguros e evitar compartilhar credenciais.</w:t>
+        <w:t xml:space="preserve">O uso de </w:t>
+      </w:r>
+      <w:r>
+        <w:rPr>
+          <w:lang w:val="pt-BR"/>
+        </w:rPr>
+        <w:t>localização</w:t>
+      </w:r>
+      <w:r>
+        <w:rPr>
+          <w:lang w:val="pt-BR"/>
+        </w:rPr>
+        <w:t xml:space="preserve"> do motorista depende das </w:t>
+      </w:r>
+      <w:r>
+        <w:rPr>
+          <w:lang w:val="pt-BR"/>
+        </w:rPr>
+        <w:t>permissões</w:t>
+      </w:r>
+      <w:r>
+        <w:rPr>
+          <w:lang w:val="pt-BR"/>
+        </w:rPr>
+        <w:t xml:space="preserve"> do dispositivo e das </w:t>
+      </w:r>
+      <w:r>
+        <w:rPr>
+          <w:lang w:val="pt-BR"/>
+        </w:rPr>
+        <w:t>configurações</w:t>
+      </w:r>
+      <w:r>
+        <w:rPr>
+          <w:lang w:val="pt-BR"/>
+        </w:rPr>
+        <w:t xml:space="preserve"> do aplicativo. O </w:t>
+      </w:r>
+      <w:r>
+        <w:rPr>
+          <w:lang w:val="pt-BR"/>
+        </w:rPr>
+        <w:t>endereço</w:t>
+      </w:r>
+      <w:r>
+        <w:rPr>
+          <w:lang w:val="pt-BR"/>
+        </w:rPr>
+        <w:t xml:space="preserve"> do estacionamento pode ser validado por </w:t>
+      </w:r>
+      <w:r>
+        <w:rPr>
+          <w:lang w:val="pt-BR"/>
+        </w:rPr>
+        <w:t>serviços</w:t>
+      </w:r>
+      <w:r>
+        <w:rPr>
+          <w:lang w:val="pt-BR"/>
+        </w:rPr>
+        <w:t xml:space="preserve"> externos de CEP, </w:t>
+      </w:r>
+      <w:r>
+        <w:rPr>
+          <w:lang w:val="pt-BR"/>
+        </w:rPr>
+        <w:t>geocodificação</w:t>
+      </w:r>
+      <w:r>
+        <w:rPr>
+          <w:lang w:val="pt-BR"/>
+        </w:rPr>
+        <w:t xml:space="preserve"> ou mapas.</w:t>
       </w:r>
     </w:p>
     <w:p>
@@ -5682,16 +5009,285 @@
           <w:sz w:val="24"/>
           <w:lang w:val="pt-BR"/>
         </w:rPr>
-        <w:t xml:space="preserve">12. </w:t>
-      </w:r>
-      <w:r>
-        <w:rPr>
-          <w:rFonts w:eastAsia="Arial"/>
+        <w:t>10. Cookies, armazenamento local e tecnologias semelhantes</w:t>
+      </w:r>
+    </w:p>
+    <w:p>
+      <w:pPr>
+        <w:rPr>
+          <w:lang w:val="pt-BR"/>
+        </w:rPr>
+      </w:pPr>
+      <w:r>
+        <w:rPr>
+          <w:lang w:val="pt-BR"/>
+        </w:rPr>
+        <w:t xml:space="preserve">O Parada Certa </w:t>
+      </w:r>
+      <w:r>
+        <w:rPr>
+          <w:lang w:val="pt-BR"/>
+        </w:rPr>
+        <w:t>poderá</w:t>
+      </w:r>
+      <w:r>
+        <w:rPr>
+          <w:lang w:val="pt-BR"/>
+        </w:rPr>
+        <w:t xml:space="preserve"> utilizar cookies, localStorage, AsyncStorage, cache, tokens e tecnologias semelhantes para:</w:t>
+      </w:r>
+    </w:p>
+    <w:p>
+      <w:pPr>
+        <w:pStyle w:val="ABNTList"/>
+        <w:rPr>
+          <w:lang w:val="pt-BR"/>
+        </w:rPr>
+      </w:pPr>
+      <w:r>
+        <w:rPr>
+          <w:lang w:val="pt-BR"/>
+        </w:rPr>
+        <w:t xml:space="preserve">• Manter </w:t>
+      </w:r>
+      <w:r>
+        <w:rPr>
+          <w:lang w:val="pt-BR"/>
+        </w:rPr>
+        <w:t>sessão</w:t>
+      </w:r>
+      <w:r>
+        <w:rPr>
+          <w:lang w:val="pt-BR"/>
+        </w:rPr>
+        <w:t xml:space="preserve"> e login;</w:t>
+      </w:r>
+    </w:p>
+    <w:p>
+      <w:pPr>
+        <w:pStyle w:val="ABNTList"/>
+        <w:rPr>
+          <w:lang w:val="pt-BR"/>
+        </w:rPr>
+      </w:pPr>
+      <w:r>
+        <w:rPr>
+          <w:lang w:val="pt-BR"/>
+        </w:rPr>
+        <w:t xml:space="preserve">• Guardar preferencias do </w:t>
+      </w:r>
+      <w:r>
+        <w:rPr>
+          <w:lang w:val="pt-BR"/>
+        </w:rPr>
+        <w:t>usuário</w:t>
+      </w:r>
+      <w:r>
+        <w:rPr>
+          <w:lang w:val="pt-BR"/>
+        </w:rPr>
+        <w:t>;</w:t>
+      </w:r>
+    </w:p>
+    <w:p>
+      <w:pPr>
+        <w:pStyle w:val="ABNTList"/>
+        <w:rPr>
+          <w:lang w:val="pt-BR"/>
+        </w:rPr>
+      </w:pPr>
+      <w:r>
+        <w:rPr>
+          <w:lang w:val="pt-BR"/>
+        </w:rPr>
+        <w:t xml:space="preserve">• Armazenar tokens de </w:t>
+      </w:r>
+      <w:r>
+        <w:rPr>
+          <w:lang w:val="pt-BR"/>
+        </w:rPr>
+        <w:t>autenticação</w:t>
+      </w:r>
+      <w:r>
+        <w:rPr>
+          <w:lang w:val="pt-BR"/>
+        </w:rPr>
+        <w:t xml:space="preserve"> ou identificadores </w:t>
+      </w:r>
+      <w:r>
+        <w:rPr>
+          <w:lang w:val="pt-BR"/>
+        </w:rPr>
+        <w:t>temporários</w:t>
+      </w:r>
+      <w:r>
+        <w:rPr>
+          <w:lang w:val="pt-BR"/>
+        </w:rPr>
+        <w:t>;</w:t>
+      </w:r>
+    </w:p>
+    <w:p>
+      <w:pPr>
+        <w:pStyle w:val="ABNTList"/>
+        <w:rPr>
+          <w:lang w:val="pt-BR"/>
+        </w:rPr>
+      </w:pPr>
+      <w:r>
+        <w:rPr>
+          <w:lang w:val="pt-BR"/>
+        </w:rPr>
+        <w:t xml:space="preserve">• Melhorar desempenho do aplicativo e das </w:t>
+      </w:r>
+      <w:r>
+        <w:rPr>
+          <w:lang w:val="pt-BR"/>
+        </w:rPr>
+        <w:t>páginas</w:t>
+      </w:r>
+      <w:r>
+        <w:rPr>
+          <w:lang w:val="pt-BR"/>
+        </w:rPr>
+        <w:t>;</w:t>
+      </w:r>
+    </w:p>
+    <w:p>
+      <w:pPr>
+        <w:pStyle w:val="ABNTList"/>
+        <w:rPr>
+          <w:lang w:val="pt-BR"/>
+        </w:rPr>
+      </w:pPr>
+      <w:r>
+        <w:rPr>
+          <w:lang w:val="pt-BR"/>
+        </w:rPr>
+        <w:t xml:space="preserve">• Preservar </w:t>
+      </w:r>
+      <w:r>
+        <w:rPr>
+          <w:lang w:val="pt-BR"/>
+        </w:rPr>
+        <w:t>configurações</w:t>
+      </w:r>
+      <w:r>
+        <w:rPr>
+          <w:lang w:val="pt-BR"/>
+        </w:rPr>
+        <w:t xml:space="preserve"> do painel administrativo;</w:t>
+      </w:r>
+    </w:p>
+    <w:p>
+      <w:pPr>
+        <w:pStyle w:val="ABNTList"/>
+        <w:rPr>
+          <w:lang w:val="pt-BR"/>
+        </w:rPr>
+      </w:pPr>
+      <w:r>
+        <w:rPr>
+          <w:lang w:val="pt-BR"/>
+        </w:rPr>
+        <w:t xml:space="preserve">• Permitir </w:t>
+      </w:r>
+      <w:r>
+        <w:rPr>
+          <w:lang w:val="pt-BR"/>
+        </w:rPr>
+        <w:t>comunicação</w:t>
+      </w:r>
+      <w:r>
+        <w:rPr>
+          <w:lang w:val="pt-BR"/>
+        </w:rPr>
+        <w:t xml:space="preserve"> entre telas e APIs;</w:t>
+      </w:r>
+    </w:p>
+    <w:p>
+      <w:pPr>
+        <w:pStyle w:val="ABNTList"/>
+        <w:rPr>
+          <w:lang w:val="pt-BR"/>
+        </w:rPr>
+      </w:pPr>
+      <w:r>
+        <w:rPr>
+          <w:lang w:val="pt-BR"/>
+        </w:rPr>
+        <w:t>• Reduzir necessidade de login repetido.</w:t>
+      </w:r>
+    </w:p>
+    <w:p>
+      <w:pPr>
+        <w:rPr>
+          <w:lang w:val="pt-BR"/>
+        </w:rPr>
+      </w:pPr>
+      <w:r>
+        <w:rPr>
+          <w:lang w:val="pt-BR"/>
+        </w:rPr>
+        <w:t xml:space="preserve">O </w:t>
+      </w:r>
+      <w:r>
+        <w:rPr>
+          <w:lang w:val="pt-BR"/>
+        </w:rPr>
+        <w:t>usuário</w:t>
+      </w:r>
+      <w:r>
+        <w:rPr>
+          <w:lang w:val="pt-BR"/>
+        </w:rPr>
+        <w:t xml:space="preserve"> pode gerenciar </w:t>
+      </w:r>
+      <w:r>
+        <w:rPr>
+          <w:lang w:val="pt-BR"/>
+        </w:rPr>
+        <w:t>permissões</w:t>
+      </w:r>
+      <w:r>
+        <w:rPr>
+          <w:lang w:val="pt-BR"/>
+        </w:rPr>
+        <w:t xml:space="preserve"> e armazenamento local conforme as </w:t>
+      </w:r>
+      <w:r>
+        <w:rPr>
+          <w:lang w:val="pt-BR"/>
+        </w:rPr>
+        <w:t>configurações</w:t>
+      </w:r>
+      <w:r>
+        <w:rPr>
+          <w:lang w:val="pt-BR"/>
+        </w:rPr>
+        <w:t xml:space="preserve"> do navegador, sistema operacional ou dispositivo, ciente de que a </w:t>
+      </w:r>
+      <w:r>
+        <w:rPr>
+          <w:lang w:val="pt-BR"/>
+        </w:rPr>
+        <w:t>desativação</w:t>
+      </w:r>
+      <w:r>
+        <w:rPr>
+          <w:lang w:val="pt-BR"/>
+        </w:rPr>
+        <w:t xml:space="preserve"> desses recursos pode limitar funcionalidades.</w:t>
+      </w:r>
+    </w:p>
+    <w:p>
+      <w:pPr>
+        <w:pStyle w:val="Ttulo1"/>
+        <w:rPr>
           <w:bCs w:val="0"/>
           <w:lang w:val="pt-BR"/>
         </w:rPr>
-        <w:t>Retenção</w:t>
-      </w:r>
+      </w:pPr>
       <w:r>
         <w:rPr>
           <w:rFonts w:eastAsia="Arial"/>
@@ -5699,7 +5295,7 @@
           <w:sz w:val="24"/>
           <w:lang w:val="pt-BR"/>
         </w:rPr>
-        <w:t xml:space="preserve"> e </w:t>
+        <w:t xml:space="preserve">11. </w:t>
       </w:r>
       <w:r>
         <w:rPr>
@@ -5707,452 +5303,8 @@
           <w:bCs w:val="0"/>
           <w:lang w:val="pt-BR"/>
         </w:rPr>
-        <w:t>exclusão</w:t>
-      </w:r>
-    </w:p>
-    <w:p>
-      <w:pPr>
-        <w:rPr>
-          <w:lang w:val="pt-BR"/>
-        </w:rPr>
-      </w:pPr>
-      <w:r>
-        <w:rPr>
-          <w:lang w:val="pt-BR"/>
-        </w:rPr>
-        <w:t xml:space="preserve">Os dados </w:t>
-      </w:r>
-      <w:r>
-        <w:rPr>
-          <w:lang w:val="pt-BR"/>
-        </w:rPr>
-        <w:t>poderão</w:t>
-      </w:r>
-      <w:r>
-        <w:rPr>
-          <w:lang w:val="pt-BR"/>
-        </w:rPr>
-        <w:t xml:space="preserve"> ser mantidos enquanto a conta estiver ativa e pelo </w:t>
-      </w:r>
-      <w:r>
-        <w:rPr>
-          <w:lang w:val="pt-BR"/>
-        </w:rPr>
-        <w:t>período</w:t>
-      </w:r>
-      <w:r>
-        <w:rPr>
-          <w:lang w:val="pt-BR"/>
-        </w:rPr>
-        <w:t xml:space="preserve"> </w:t>
-      </w:r>
-      <w:r>
-        <w:rPr>
-          <w:lang w:val="pt-BR"/>
-        </w:rPr>
-        <w:t>necessário</w:t>
-      </w:r>
-      <w:r>
-        <w:rPr>
-          <w:lang w:val="pt-BR"/>
-        </w:rPr>
-        <w:t xml:space="preserve"> ao cumprimento das finalidades descritas nesta </w:t>
-      </w:r>
-      <w:r>
-        <w:rPr>
-          <w:lang w:val="pt-BR"/>
-        </w:rPr>
-        <w:t>Política</w:t>
-      </w:r>
-      <w:r>
-        <w:rPr>
-          <w:lang w:val="pt-BR"/>
-        </w:rPr>
-        <w:t>.</w:t>
-      </w:r>
-    </w:p>
-    <w:p>
-      <w:pPr>
-        <w:rPr>
-          <w:lang w:val="pt-BR"/>
-        </w:rPr>
-      </w:pPr>
-      <w:r>
-        <w:rPr>
-          <w:lang w:val="pt-BR"/>
-        </w:rPr>
-        <w:t xml:space="preserve">Alguns dados </w:t>
-      </w:r>
-      <w:r>
-        <w:rPr>
-          <w:lang w:val="pt-BR"/>
-        </w:rPr>
-        <w:t>poderão</w:t>
-      </w:r>
-      <w:r>
-        <w:rPr>
-          <w:lang w:val="pt-BR"/>
-        </w:rPr>
-        <w:t xml:space="preserve"> ser mantidos por prazo adicional quando </w:t>
-      </w:r>
-      <w:r>
-        <w:rPr>
-          <w:lang w:val="pt-BR"/>
-        </w:rPr>
-        <w:t>necessário</w:t>
-      </w:r>
-      <w:r>
-        <w:rPr>
-          <w:lang w:val="pt-BR"/>
-        </w:rPr>
-        <w:t xml:space="preserve"> para:</w:t>
-      </w:r>
-    </w:p>
-    <w:p>
-      <w:pPr>
-        <w:pStyle w:val="ABNTList"/>
-        <w:rPr>
-          <w:lang w:val="pt-BR"/>
-        </w:rPr>
-      </w:pPr>
-      <w:r>
-        <w:rPr>
-          <w:lang w:val="pt-BR"/>
-        </w:rPr>
-        <w:t xml:space="preserve">• Cumprimento de </w:t>
-      </w:r>
-      <w:r>
-        <w:rPr>
-          <w:lang w:val="pt-BR"/>
-        </w:rPr>
-        <w:t>obrigações</w:t>
-      </w:r>
-      <w:r>
-        <w:rPr>
-          <w:lang w:val="pt-BR"/>
-        </w:rPr>
-        <w:t xml:space="preserve"> legais ou </w:t>
-      </w:r>
-      <w:r>
-        <w:rPr>
-          <w:lang w:val="pt-BR"/>
-        </w:rPr>
-        <w:t>regulatórias</w:t>
-      </w:r>
-      <w:r>
-        <w:rPr>
-          <w:lang w:val="pt-BR"/>
-        </w:rPr>
-        <w:t>;</w:t>
-      </w:r>
-    </w:p>
-    <w:p>
-      <w:pPr>
-        <w:pStyle w:val="ABNTList"/>
-        <w:rPr>
-          <w:lang w:val="pt-BR"/>
-        </w:rPr>
-      </w:pPr>
-      <w:r>
-        <w:rPr>
-          <w:lang w:val="pt-BR"/>
-        </w:rPr>
-        <w:t xml:space="preserve">• Auditoria, </w:t>
-      </w:r>
-      <w:r>
-        <w:rPr>
-          <w:lang w:val="pt-BR"/>
-        </w:rPr>
-        <w:t>segurança</w:t>
-      </w:r>
-      <w:r>
-        <w:rPr>
-          <w:lang w:val="pt-BR"/>
-        </w:rPr>
-        <w:t xml:space="preserve"> e </w:t>
-      </w:r>
-      <w:r>
-        <w:rPr>
-          <w:lang w:val="pt-BR"/>
-        </w:rPr>
-        <w:t>prevenção</w:t>
-      </w:r>
-      <w:r>
-        <w:rPr>
-          <w:lang w:val="pt-BR"/>
-        </w:rPr>
-        <w:t xml:space="preserve"> a fraude;</w:t>
-      </w:r>
-    </w:p>
-    <w:p>
-      <w:pPr>
-        <w:pStyle w:val="ABNTList"/>
-        <w:rPr>
-          <w:lang w:val="pt-BR"/>
-        </w:rPr>
-      </w:pPr>
-      <w:r>
-        <w:rPr>
-          <w:lang w:val="pt-BR"/>
-        </w:rPr>
-        <w:t xml:space="preserve">• Registro de </w:t>
-      </w:r>
-      <w:r>
-        <w:rPr>
-          <w:lang w:val="pt-BR"/>
-        </w:rPr>
-        <w:t>transações</w:t>
-      </w:r>
-      <w:r>
-        <w:rPr>
-          <w:lang w:val="pt-BR"/>
-        </w:rPr>
-        <w:t xml:space="preserve">, reservas, pagamentos e </w:t>
-      </w:r>
-      <w:r>
-        <w:rPr>
-          <w:lang w:val="pt-BR"/>
-        </w:rPr>
-        <w:t>sessões</w:t>
-      </w:r>
-      <w:r>
-        <w:rPr>
-          <w:lang w:val="pt-BR"/>
-        </w:rPr>
-        <w:t>;</w:t>
-      </w:r>
-    </w:p>
-    <w:p>
-      <w:pPr>
-        <w:pStyle w:val="ABNTList"/>
-        <w:rPr>
-          <w:lang w:val="pt-BR"/>
-        </w:rPr>
-      </w:pPr>
-      <w:r>
-        <w:rPr>
-          <w:lang w:val="pt-BR"/>
-        </w:rPr>
-        <w:t xml:space="preserve">• </w:t>
-      </w:r>
-      <w:r>
-        <w:rPr>
-          <w:lang w:val="pt-BR"/>
-        </w:rPr>
-        <w:t>Exercício</w:t>
-      </w:r>
-      <w:r>
-        <w:rPr>
-          <w:lang w:val="pt-BR"/>
-        </w:rPr>
-        <w:t xml:space="preserve"> regular de direitos;</w:t>
-      </w:r>
-    </w:p>
-    <w:p>
-      <w:pPr>
-        <w:pStyle w:val="ABNTList"/>
-        <w:rPr>
-          <w:lang w:val="pt-BR"/>
-        </w:rPr>
-      </w:pPr>
-      <w:r>
-        <w:rPr>
-          <w:lang w:val="pt-BR"/>
-        </w:rPr>
-        <w:t xml:space="preserve">• </w:t>
-      </w:r>
-      <w:r>
-        <w:rPr>
-          <w:lang w:val="pt-BR"/>
-        </w:rPr>
-        <w:t>Resolução</w:t>
-      </w:r>
-      <w:r>
-        <w:rPr>
-          <w:lang w:val="pt-BR"/>
-        </w:rPr>
-        <w:t xml:space="preserve"> de disputas;</w:t>
-      </w:r>
-    </w:p>
-    <w:p>
-      <w:pPr>
-        <w:pStyle w:val="ABNTList"/>
-        <w:rPr>
-          <w:lang w:val="pt-BR"/>
-        </w:rPr>
-      </w:pPr>
-      <w:r>
-        <w:rPr>
-          <w:lang w:val="pt-BR"/>
-        </w:rPr>
-        <w:t xml:space="preserve">• </w:t>
-      </w:r>
-      <w:r>
-        <w:rPr>
-          <w:lang w:val="pt-BR"/>
-        </w:rPr>
-        <w:t>Preservação</w:t>
-      </w:r>
-      <w:r>
-        <w:rPr>
-          <w:lang w:val="pt-BR"/>
-        </w:rPr>
-        <w:t xml:space="preserve"> de </w:t>
-      </w:r>
-      <w:r>
-        <w:rPr>
-          <w:lang w:val="pt-BR"/>
-        </w:rPr>
-        <w:t>histórico</w:t>
-      </w:r>
-      <w:r>
-        <w:rPr>
-          <w:lang w:val="pt-BR"/>
-        </w:rPr>
-        <w:t xml:space="preserve"> operacional.</w:t>
-      </w:r>
-    </w:p>
-    <w:p>
-      <w:pPr>
-        <w:rPr>
-          <w:lang w:val="pt-BR"/>
-        </w:rPr>
-      </w:pPr>
-      <w:r>
-        <w:rPr>
-          <w:lang w:val="pt-BR"/>
-        </w:rPr>
-        <w:t xml:space="preserve">O titular pode solicitar acesso, </w:t>
-      </w:r>
-      <w:r>
-        <w:rPr>
-          <w:lang w:val="pt-BR"/>
-        </w:rPr>
-        <w:t>correção</w:t>
-      </w:r>
-      <w:r>
-        <w:rPr>
-          <w:lang w:val="pt-BR"/>
-        </w:rPr>
-        <w:t xml:space="preserve">, </w:t>
-      </w:r>
-      <w:r>
-        <w:rPr>
-          <w:lang w:val="pt-BR"/>
-        </w:rPr>
-        <w:t>exclusão</w:t>
-      </w:r>
-      <w:r>
-        <w:rPr>
-          <w:lang w:val="pt-BR"/>
-        </w:rPr>
-        <w:t xml:space="preserve"> ou </w:t>
-      </w:r>
-      <w:r>
-        <w:rPr>
-          <w:lang w:val="pt-BR"/>
-        </w:rPr>
-        <w:t>revisão</w:t>
-      </w:r>
-      <w:r>
-        <w:rPr>
-          <w:lang w:val="pt-BR"/>
-        </w:rPr>
-        <w:t xml:space="preserve"> de seus dados. Em alguns casos, dados </w:t>
-      </w:r>
-      <w:r>
-        <w:rPr>
-          <w:lang w:val="pt-BR"/>
-        </w:rPr>
-        <w:t>poderão</w:t>
-      </w:r>
-      <w:r>
-        <w:rPr>
-          <w:lang w:val="pt-BR"/>
-        </w:rPr>
-        <w:t xml:space="preserve"> ser anonimizados em vez de </w:t>
-      </w:r>
-      <w:r>
-        <w:rPr>
-          <w:lang w:val="pt-BR"/>
-        </w:rPr>
-        <w:t>excluídos</w:t>
-      </w:r>
-      <w:r>
-        <w:rPr>
-          <w:lang w:val="pt-BR"/>
-        </w:rPr>
-        <w:t xml:space="preserve">, especialmente quando forem </w:t>
-      </w:r>
-      <w:r>
-        <w:rPr>
-          <w:lang w:val="pt-BR"/>
-        </w:rPr>
-        <w:t>necessários</w:t>
-      </w:r>
-      <w:r>
-        <w:rPr>
-          <w:lang w:val="pt-BR"/>
-        </w:rPr>
-        <w:t xml:space="preserve"> para </w:t>
-      </w:r>
-      <w:r>
-        <w:rPr>
-          <w:lang w:val="pt-BR"/>
-        </w:rPr>
-        <w:t>estatísticas</w:t>
-      </w:r>
-      <w:r>
-        <w:rPr>
-          <w:lang w:val="pt-BR"/>
-        </w:rPr>
-        <w:t xml:space="preserve">, </w:t>
-      </w:r>
-      <w:r>
-        <w:rPr>
-          <w:lang w:val="pt-BR"/>
-        </w:rPr>
-        <w:t>relatórios</w:t>
-      </w:r>
-      <w:r>
-        <w:rPr>
-          <w:lang w:val="pt-BR"/>
-        </w:rPr>
-        <w:t xml:space="preserve"> agregados, </w:t>
-      </w:r>
-      <w:r>
-        <w:rPr>
-          <w:lang w:val="pt-BR"/>
-        </w:rPr>
-        <w:t>segurança</w:t>
-      </w:r>
-      <w:r>
-        <w:rPr>
-          <w:lang w:val="pt-BR"/>
-        </w:rPr>
-        <w:t xml:space="preserve"> ou </w:t>
-      </w:r>
-      <w:r>
-        <w:rPr>
-          <w:lang w:val="pt-BR"/>
-        </w:rPr>
-        <w:t>obrigações</w:t>
-      </w:r>
-      <w:r>
-        <w:rPr>
-          <w:lang w:val="pt-BR"/>
-        </w:rPr>
-        <w:t xml:space="preserve"> legais.</w:t>
-      </w:r>
-    </w:p>
-    <w:p>
-      <w:pPr>
-        <w:pStyle w:val="Ttulo1"/>
-        <w:rPr>
-          <w:bCs w:val="0"/>
-          <w:lang w:val="pt-BR"/>
-        </w:rPr>
-      </w:pPr>
+        <w:t>Segurança</w:t>
+      </w:r>
       <w:r>
         <w:rPr>
           <w:rFonts w:eastAsia="Arial"/>
@@ -6160,6 +5312,1016 @@
           <w:sz w:val="24"/>
           <w:lang w:val="pt-BR"/>
         </w:rPr>
+        <w:t xml:space="preserve"> da </w:t>
+      </w:r>
+      <w:r>
+        <w:rPr>
+          <w:rFonts w:eastAsia="Arial"/>
+          <w:bCs w:val="0"/>
+          <w:lang w:val="pt-BR"/>
+        </w:rPr>
+        <w:t>informação</w:t>
+      </w:r>
+    </w:p>
+    <w:p>
+      <w:pPr>
+        <w:rPr>
+          <w:lang w:val="pt-BR"/>
+        </w:rPr>
+      </w:pPr>
+      <w:r>
+        <w:rPr>
+          <w:lang w:val="pt-BR"/>
+        </w:rPr>
+        <w:t xml:space="preserve">O Parada Certa adota medidas </w:t>
+      </w:r>
+      <w:r>
+        <w:rPr>
+          <w:lang w:val="pt-BR"/>
+        </w:rPr>
+        <w:t>técnicas</w:t>
+      </w:r>
+      <w:r>
+        <w:rPr>
+          <w:lang w:val="pt-BR"/>
+        </w:rPr>
+        <w:t xml:space="preserve"> e organizacionais </w:t>
+      </w:r>
+      <w:r>
+        <w:rPr>
+          <w:lang w:val="pt-BR"/>
+        </w:rPr>
+        <w:t>razoáveis</w:t>
+      </w:r>
+      <w:r>
+        <w:rPr>
+          <w:lang w:val="pt-BR"/>
+        </w:rPr>
+        <w:t xml:space="preserve"> para reduzir riscos de acesso indevido, perda, </w:t>
+      </w:r>
+      <w:r>
+        <w:rPr>
+          <w:lang w:val="pt-BR"/>
+        </w:rPr>
+        <w:t>alteração</w:t>
+      </w:r>
+      <w:r>
+        <w:rPr>
+          <w:lang w:val="pt-BR"/>
+        </w:rPr>
+        <w:t xml:space="preserve">, </w:t>
+      </w:r>
+      <w:r>
+        <w:rPr>
+          <w:lang w:val="pt-BR"/>
+        </w:rPr>
+        <w:t>divulgação</w:t>
+      </w:r>
+      <w:r>
+        <w:rPr>
+          <w:lang w:val="pt-BR"/>
+        </w:rPr>
+        <w:t xml:space="preserve"> ou uso </w:t>
+      </w:r>
+      <w:r>
+        <w:rPr>
+          <w:lang w:val="pt-BR"/>
+        </w:rPr>
+        <w:t>não</w:t>
+      </w:r>
+      <w:r>
+        <w:rPr>
+          <w:lang w:val="pt-BR"/>
+        </w:rPr>
+        <w:t xml:space="preserve"> autorizado de dados.</w:t>
+      </w:r>
+    </w:p>
+    <w:p>
+      <w:pPr>
+        <w:rPr>
+          <w:lang w:val="pt-BR"/>
+        </w:rPr>
+      </w:pPr>
+      <w:r>
+        <w:rPr>
+          <w:lang w:val="pt-BR"/>
+        </w:rPr>
+        <w:t xml:space="preserve">Entre as medidas previstas ou implementadas </w:t>
+      </w:r>
+      <w:r>
+        <w:rPr>
+          <w:lang w:val="pt-BR"/>
+        </w:rPr>
+        <w:t>estão</w:t>
+      </w:r>
+      <w:r>
+        <w:rPr>
+          <w:lang w:val="pt-BR"/>
+        </w:rPr>
+        <w:t>:</w:t>
+      </w:r>
+    </w:p>
+    <w:p>
+      <w:pPr>
+        <w:pStyle w:val="ABNTList"/>
+        <w:rPr>
+          <w:lang w:val="pt-BR"/>
+        </w:rPr>
+      </w:pPr>
+      <w:r>
+        <w:rPr>
+          <w:lang w:val="pt-BR"/>
+        </w:rPr>
+        <w:t>• Senhas de administradores e operadores protegidas com BCrypt;</w:t>
+      </w:r>
+    </w:p>
+    <w:p>
+      <w:pPr>
+        <w:pStyle w:val="ABNTList"/>
+        <w:rPr>
+          <w:lang w:val="pt-BR"/>
+        </w:rPr>
+      </w:pPr>
+      <w:r>
+        <w:rPr>
+          <w:lang w:val="pt-BR"/>
+        </w:rPr>
+        <w:t xml:space="preserve">• Senhas e credenciais </w:t>
+      </w:r>
+      <w:r>
+        <w:rPr>
+          <w:lang w:val="pt-BR"/>
+        </w:rPr>
+        <w:t>não</w:t>
+      </w:r>
+      <w:r>
+        <w:rPr>
+          <w:lang w:val="pt-BR"/>
+        </w:rPr>
+        <w:t xml:space="preserve"> expostas em respostas de API;</w:t>
+      </w:r>
+    </w:p>
+    <w:p>
+      <w:pPr>
+        <w:pStyle w:val="ABNTList"/>
+        <w:rPr>
+          <w:lang w:val="pt-BR"/>
+        </w:rPr>
+      </w:pPr>
+      <w:r>
+        <w:rPr>
+          <w:lang w:val="pt-BR"/>
+        </w:rPr>
+        <w:t>• Controle de acesso por perfil;</w:t>
+      </w:r>
+    </w:p>
+    <w:p>
+      <w:pPr>
+        <w:pStyle w:val="ABNTList"/>
+        <w:rPr>
+          <w:lang w:val="pt-BR"/>
+        </w:rPr>
+      </w:pPr>
+      <w:r>
+        <w:rPr>
+          <w:lang w:val="pt-BR"/>
+        </w:rPr>
+        <w:t>• Mascaramento de CPF em listagens administrativas;</w:t>
+      </w:r>
+    </w:p>
+    <w:p>
+      <w:pPr>
+        <w:pStyle w:val="ABNTList"/>
+        <w:rPr>
+          <w:lang w:val="pt-BR"/>
+        </w:rPr>
+      </w:pPr>
+      <w:r>
+        <w:rPr>
+          <w:lang w:val="pt-BR"/>
+        </w:rPr>
+        <w:t xml:space="preserve">• </w:t>
+      </w:r>
+      <w:r>
+        <w:rPr>
+          <w:lang w:val="pt-BR"/>
+        </w:rPr>
+        <w:t>Não</w:t>
+      </w:r>
+      <w:r>
+        <w:rPr>
+          <w:lang w:val="pt-BR"/>
+        </w:rPr>
+        <w:t xml:space="preserve"> armazenamento de CVV;</w:t>
+      </w:r>
+    </w:p>
+    <w:p>
+      <w:pPr>
+        <w:pStyle w:val="ABNTList"/>
+        <w:rPr>
+          <w:lang w:val="pt-BR"/>
+        </w:rPr>
+      </w:pPr>
+      <w:r>
+        <w:rPr>
+          <w:lang w:val="pt-BR"/>
+        </w:rPr>
+        <w:t xml:space="preserve">• </w:t>
+      </w:r>
+      <w:r>
+        <w:rPr>
+          <w:lang w:val="pt-BR"/>
+        </w:rPr>
+        <w:t>Não</w:t>
+      </w:r>
+      <w:r>
+        <w:rPr>
+          <w:lang w:val="pt-BR"/>
+        </w:rPr>
+        <w:t xml:space="preserve"> armazenamento de </w:t>
+      </w:r>
+      <w:r>
+        <w:rPr>
+          <w:lang w:val="pt-BR"/>
+        </w:rPr>
+        <w:t>número</w:t>
+      </w:r>
+      <w:r>
+        <w:rPr>
+          <w:lang w:val="pt-BR"/>
+        </w:rPr>
+        <w:t xml:space="preserve"> completo de </w:t>
+      </w:r>
+      <w:r>
+        <w:rPr>
+          <w:lang w:val="pt-BR"/>
+        </w:rPr>
+        <w:t>cartão</w:t>
+      </w:r>
+      <w:r>
+        <w:rPr>
+          <w:lang w:val="pt-BR"/>
+        </w:rPr>
+        <w:t>;</w:t>
+      </w:r>
+    </w:p>
+    <w:p>
+      <w:pPr>
+        <w:pStyle w:val="ABNTList"/>
+        <w:rPr>
+          <w:lang w:val="pt-BR"/>
+        </w:rPr>
+      </w:pPr>
+      <w:r>
+        <w:rPr>
+          <w:lang w:val="pt-BR"/>
+        </w:rPr>
+        <w:t xml:space="preserve">• </w:t>
+      </w:r>
+      <w:r>
+        <w:rPr>
+          <w:lang w:val="pt-BR"/>
+        </w:rPr>
+        <w:t>Validações</w:t>
+      </w:r>
+      <w:r>
+        <w:rPr>
+          <w:lang w:val="pt-BR"/>
+        </w:rPr>
+        <w:t xml:space="preserve"> no backend para documentos, pagamentos, reservas, vagas e QR Codes;</w:t>
+      </w:r>
+    </w:p>
+    <w:p>
+      <w:pPr>
+        <w:pStyle w:val="ABNTList"/>
+        <w:rPr>
+          <w:lang w:val="pt-BR"/>
+        </w:rPr>
+      </w:pPr>
+      <w:r>
+        <w:rPr>
+          <w:lang w:val="pt-BR"/>
+        </w:rPr>
+        <w:lastRenderedPageBreak/>
+        <w:t xml:space="preserve">• </w:t>
+      </w:r>
+      <w:r>
+        <w:rPr>
+          <w:lang w:val="pt-BR"/>
+        </w:rPr>
+        <w:t>Moderação</w:t>
+      </w:r>
+      <w:r>
+        <w:rPr>
+          <w:lang w:val="pt-BR"/>
+        </w:rPr>
+        <w:t xml:space="preserve"> ou filtragem de </w:t>
+      </w:r>
+      <w:r>
+        <w:rPr>
+          <w:lang w:val="pt-BR"/>
+        </w:rPr>
+        <w:t>conteúdo</w:t>
+      </w:r>
+      <w:r>
+        <w:rPr>
+          <w:lang w:val="pt-BR"/>
+        </w:rPr>
+        <w:t xml:space="preserve"> em </w:t>
+      </w:r>
+      <w:r>
+        <w:rPr>
+          <w:lang w:val="pt-BR"/>
+        </w:rPr>
+        <w:t>avaliações</w:t>
+      </w:r>
+      <w:r>
+        <w:rPr>
+          <w:lang w:val="pt-BR"/>
+        </w:rPr>
+        <w:t xml:space="preserve"> e </w:t>
+      </w:r>
+      <w:r>
+        <w:rPr>
+          <w:lang w:val="pt-BR"/>
+        </w:rPr>
+        <w:t>comentários</w:t>
+      </w:r>
+      <w:r>
+        <w:rPr>
+          <w:lang w:val="pt-BR"/>
+        </w:rPr>
+        <w:t>;</w:t>
+      </w:r>
+    </w:p>
+    <w:p>
+      <w:pPr>
+        <w:pStyle w:val="ABNTList"/>
+        <w:rPr>
+          <w:lang w:val="pt-BR"/>
+        </w:rPr>
+      </w:pPr>
+      <w:r>
+        <w:rPr>
+          <w:lang w:val="pt-BR"/>
+        </w:rPr>
+        <w:t xml:space="preserve">• Boas </w:t>
+      </w:r>
+      <w:r>
+        <w:rPr>
+          <w:lang w:val="pt-BR"/>
+        </w:rPr>
+        <w:t>práticas</w:t>
+      </w:r>
+      <w:r>
+        <w:rPr>
+          <w:lang w:val="pt-BR"/>
+        </w:rPr>
+        <w:t xml:space="preserve"> para reduzir acesso indevido;</w:t>
+      </w:r>
+    </w:p>
+    <w:p>
+      <w:pPr>
+        <w:pStyle w:val="ABNTList"/>
+        <w:rPr>
+          <w:lang w:val="pt-BR"/>
+        </w:rPr>
+      </w:pPr>
+      <w:r>
+        <w:rPr>
+          <w:lang w:val="pt-BR"/>
+        </w:rPr>
+        <w:t xml:space="preserve">• </w:t>
+      </w:r>
+      <w:r>
+        <w:rPr>
+          <w:lang w:val="pt-BR"/>
+        </w:rPr>
+        <w:t>Minimização</w:t>
+      </w:r>
+      <w:r>
+        <w:rPr>
+          <w:lang w:val="pt-BR"/>
+        </w:rPr>
+        <w:t xml:space="preserve"> de dados;</w:t>
+      </w:r>
+    </w:p>
+    <w:p>
+      <w:pPr>
+        <w:pStyle w:val="ABNTList"/>
+        <w:rPr>
+          <w:lang w:val="pt-BR"/>
+        </w:rPr>
+      </w:pPr>
+      <w:r>
+        <w:rPr>
+          <w:lang w:val="pt-BR"/>
+        </w:rPr>
+        <w:t xml:space="preserve">• </w:t>
+      </w:r>
+      <w:r>
+        <w:rPr>
+          <w:lang w:val="pt-BR"/>
+        </w:rPr>
+        <w:t>Observância</w:t>
+      </w:r>
+      <w:r>
+        <w:rPr>
+          <w:lang w:val="pt-BR"/>
+        </w:rPr>
+        <w:t xml:space="preserve"> dos </w:t>
+      </w:r>
+      <w:r>
+        <w:rPr>
+          <w:lang w:val="pt-BR"/>
+        </w:rPr>
+        <w:t>princípios</w:t>
+      </w:r>
+      <w:r>
+        <w:rPr>
+          <w:lang w:val="pt-BR"/>
+        </w:rPr>
+        <w:t xml:space="preserve"> da LGPD, como finalidade, necessidade, </w:t>
+      </w:r>
+      <w:r>
+        <w:rPr>
+          <w:lang w:val="pt-BR"/>
+        </w:rPr>
+        <w:t>transparência</w:t>
+      </w:r>
+      <w:r>
+        <w:rPr>
+          <w:lang w:val="pt-BR"/>
+        </w:rPr>
+        <w:t xml:space="preserve">, </w:t>
+      </w:r>
+      <w:r>
+        <w:rPr>
+          <w:lang w:val="pt-BR"/>
+        </w:rPr>
+        <w:t>segurança</w:t>
+      </w:r>
+      <w:r>
+        <w:rPr>
+          <w:lang w:val="pt-BR"/>
+        </w:rPr>
+        <w:t xml:space="preserve"> e </w:t>
+      </w:r>
+      <w:r>
+        <w:rPr>
+          <w:lang w:val="pt-BR"/>
+        </w:rPr>
+        <w:t>responsabilização</w:t>
+      </w:r>
+      <w:r>
+        <w:rPr>
+          <w:lang w:val="pt-BR"/>
+        </w:rPr>
+        <w:t>.</w:t>
+      </w:r>
+    </w:p>
+    <w:p>
+      <w:pPr>
+        <w:rPr>
+          <w:lang w:val="pt-BR"/>
+        </w:rPr>
+      </w:pPr>
+      <w:r>
+        <w:rPr>
+          <w:lang w:val="pt-BR"/>
+        </w:rPr>
+        <w:t xml:space="preserve">Embora o Parada Certa adote medidas de </w:t>
+      </w:r>
+      <w:r>
+        <w:rPr>
+          <w:lang w:val="pt-BR"/>
+        </w:rPr>
+        <w:t>proteção</w:t>
+      </w:r>
+      <w:r>
+        <w:rPr>
+          <w:lang w:val="pt-BR"/>
+        </w:rPr>
+        <w:t xml:space="preserve">, nenhum sistema e completamente imune a falhas. O </w:t>
+      </w:r>
+      <w:r>
+        <w:rPr>
+          <w:lang w:val="pt-BR"/>
+        </w:rPr>
+        <w:t>usuário</w:t>
+      </w:r>
+      <w:r>
+        <w:rPr>
+          <w:lang w:val="pt-BR"/>
+        </w:rPr>
+        <w:t xml:space="preserve"> </w:t>
+      </w:r>
+      <w:r>
+        <w:rPr>
+          <w:lang w:val="pt-BR"/>
+        </w:rPr>
+        <w:t>também</w:t>
+      </w:r>
+      <w:r>
+        <w:rPr>
+          <w:lang w:val="pt-BR"/>
+        </w:rPr>
+        <w:t xml:space="preserve"> deve proteger sua senha, manter seus dispositivos seguros e evitar compartilhar credenciais.</w:t>
+      </w:r>
+    </w:p>
+    <w:p>
+      <w:pPr>
+        <w:pStyle w:val="Ttulo1"/>
+        <w:rPr>
+          <w:bCs w:val="0"/>
+          <w:lang w:val="pt-BR"/>
+        </w:rPr>
+      </w:pPr>
+      <w:r>
+        <w:rPr>
+          <w:rFonts w:eastAsia="Arial"/>
+          <w:bCs w:val="0"/>
+          <w:sz w:val="24"/>
+          <w:lang w:val="pt-BR"/>
+        </w:rPr>
+        <w:t xml:space="preserve">12. </w:t>
+      </w:r>
+      <w:r>
+        <w:rPr>
+          <w:rFonts w:eastAsia="Arial"/>
+          <w:bCs w:val="0"/>
+          <w:lang w:val="pt-BR"/>
+        </w:rPr>
+        <w:t>Retenção</w:t>
+      </w:r>
+      <w:r>
+        <w:rPr>
+          <w:rFonts w:eastAsia="Arial"/>
+          <w:bCs w:val="0"/>
+          <w:sz w:val="24"/>
+          <w:lang w:val="pt-BR"/>
+        </w:rPr>
+        <w:t xml:space="preserve"> e </w:t>
+      </w:r>
+      <w:r>
+        <w:rPr>
+          <w:rFonts w:eastAsia="Arial"/>
+          <w:bCs w:val="0"/>
+          <w:lang w:val="pt-BR"/>
+        </w:rPr>
+        <w:t>exclusão</w:t>
+      </w:r>
+    </w:p>
+    <w:p>
+      <w:pPr>
+        <w:rPr>
+          <w:lang w:val="pt-BR"/>
+        </w:rPr>
+      </w:pPr>
+      <w:r>
+        <w:rPr>
+          <w:lang w:val="pt-BR"/>
+        </w:rPr>
+        <w:t xml:space="preserve">Os dados </w:t>
+      </w:r>
+      <w:r>
+        <w:rPr>
+          <w:lang w:val="pt-BR"/>
+        </w:rPr>
+        <w:t>poderão</w:t>
+      </w:r>
+      <w:r>
+        <w:rPr>
+          <w:lang w:val="pt-BR"/>
+        </w:rPr>
+        <w:t xml:space="preserve"> ser mantidos enquanto a conta estiver ativa e pelo </w:t>
+      </w:r>
+      <w:r>
+        <w:rPr>
+          <w:lang w:val="pt-BR"/>
+        </w:rPr>
+        <w:t>período</w:t>
+      </w:r>
+      <w:r>
+        <w:rPr>
+          <w:lang w:val="pt-BR"/>
+        </w:rPr>
+        <w:t xml:space="preserve"> </w:t>
+      </w:r>
+      <w:r>
+        <w:rPr>
+          <w:lang w:val="pt-BR"/>
+        </w:rPr>
+        <w:t>necessário</w:t>
+      </w:r>
+      <w:r>
+        <w:rPr>
+          <w:lang w:val="pt-BR"/>
+        </w:rPr>
+        <w:t xml:space="preserve"> ao cumprimento das finalidades descritas nesta </w:t>
+      </w:r>
+      <w:r>
+        <w:rPr>
+          <w:lang w:val="pt-BR"/>
+        </w:rPr>
+        <w:t>Política</w:t>
+      </w:r>
+      <w:r>
+        <w:rPr>
+          <w:lang w:val="pt-BR"/>
+        </w:rPr>
+        <w:t>.</w:t>
+      </w:r>
+    </w:p>
+    <w:p>
+      <w:pPr>
+        <w:rPr>
+          <w:lang w:val="pt-BR"/>
+        </w:rPr>
+      </w:pPr>
+      <w:r>
+        <w:rPr>
+          <w:lang w:val="pt-BR"/>
+        </w:rPr>
+        <w:t xml:space="preserve">Alguns dados </w:t>
+      </w:r>
+      <w:r>
+        <w:rPr>
+          <w:lang w:val="pt-BR"/>
+        </w:rPr>
+        <w:t>poderão</w:t>
+      </w:r>
+      <w:r>
+        <w:rPr>
+          <w:lang w:val="pt-BR"/>
+        </w:rPr>
+        <w:t xml:space="preserve"> ser mantidos por prazo adicional quando </w:t>
+      </w:r>
+      <w:r>
+        <w:rPr>
+          <w:lang w:val="pt-BR"/>
+        </w:rPr>
+        <w:t>necessário</w:t>
+      </w:r>
+      <w:r>
+        <w:rPr>
+          <w:lang w:val="pt-BR"/>
+        </w:rPr>
+        <w:t xml:space="preserve"> para:</w:t>
+      </w:r>
+    </w:p>
+    <w:p>
+      <w:pPr>
+        <w:pStyle w:val="ABNTList"/>
+        <w:rPr>
+          <w:lang w:val="pt-BR"/>
+        </w:rPr>
+      </w:pPr>
+      <w:r>
+        <w:rPr>
+          <w:lang w:val="pt-BR"/>
+        </w:rPr>
+        <w:t xml:space="preserve">• Cumprimento de </w:t>
+      </w:r>
+      <w:r>
+        <w:rPr>
+          <w:lang w:val="pt-BR"/>
+        </w:rPr>
+        <w:t>obrigações</w:t>
+      </w:r>
+      <w:r>
+        <w:rPr>
+          <w:lang w:val="pt-BR"/>
+        </w:rPr>
+        <w:t xml:space="preserve"> legais ou </w:t>
+      </w:r>
+      <w:r>
+        <w:rPr>
+          <w:lang w:val="pt-BR"/>
+        </w:rPr>
+        <w:t>regulatórias</w:t>
+      </w:r>
+      <w:r>
+        <w:rPr>
+          <w:lang w:val="pt-BR"/>
+        </w:rPr>
+        <w:t>;</w:t>
+      </w:r>
+    </w:p>
+    <w:p>
+      <w:pPr>
+        <w:pStyle w:val="ABNTList"/>
+        <w:rPr>
+          <w:lang w:val="pt-BR"/>
+        </w:rPr>
+      </w:pPr>
+      <w:r>
+        <w:rPr>
+          <w:lang w:val="pt-BR"/>
+        </w:rPr>
+        <w:t xml:space="preserve">• Auditoria, </w:t>
+      </w:r>
+      <w:r>
+        <w:rPr>
+          <w:lang w:val="pt-BR"/>
+        </w:rPr>
+        <w:t>segurança</w:t>
+      </w:r>
+      <w:r>
+        <w:rPr>
+          <w:lang w:val="pt-BR"/>
+        </w:rPr>
+        <w:t xml:space="preserve"> e </w:t>
+      </w:r>
+      <w:r>
+        <w:rPr>
+          <w:lang w:val="pt-BR"/>
+        </w:rPr>
+        <w:t>prevenção</w:t>
+      </w:r>
+      <w:r>
+        <w:rPr>
+          <w:lang w:val="pt-BR"/>
+        </w:rPr>
+        <w:t xml:space="preserve"> a fraude;</w:t>
+      </w:r>
+    </w:p>
+    <w:p>
+      <w:pPr>
+        <w:pStyle w:val="ABNTList"/>
+        <w:rPr>
+          <w:lang w:val="pt-BR"/>
+        </w:rPr>
+      </w:pPr>
+      <w:r>
+        <w:rPr>
+          <w:lang w:val="pt-BR"/>
+        </w:rPr>
+        <w:t xml:space="preserve">• Registro de </w:t>
+      </w:r>
+      <w:r>
+        <w:rPr>
+          <w:lang w:val="pt-BR"/>
+        </w:rPr>
+        <w:t>transações</w:t>
+      </w:r>
+      <w:r>
+        <w:rPr>
+          <w:lang w:val="pt-BR"/>
+        </w:rPr>
+        <w:t xml:space="preserve">, reservas, pagamentos e </w:t>
+      </w:r>
+      <w:r>
+        <w:rPr>
+          <w:lang w:val="pt-BR"/>
+        </w:rPr>
+        <w:t>sessões</w:t>
+      </w:r>
+      <w:r>
+        <w:rPr>
+          <w:lang w:val="pt-BR"/>
+        </w:rPr>
+        <w:t>;</w:t>
+      </w:r>
+    </w:p>
+    <w:p>
+      <w:pPr>
+        <w:pStyle w:val="ABNTList"/>
+        <w:rPr>
+          <w:lang w:val="pt-BR"/>
+        </w:rPr>
+      </w:pPr>
+      <w:r>
+        <w:rPr>
+          <w:lang w:val="pt-BR"/>
+        </w:rPr>
+        <w:t xml:space="preserve">• </w:t>
+      </w:r>
+      <w:r>
+        <w:rPr>
+          <w:lang w:val="pt-BR"/>
+        </w:rPr>
+        <w:t>Exercício</w:t>
+      </w:r>
+      <w:r>
+        <w:rPr>
+          <w:lang w:val="pt-BR"/>
+        </w:rPr>
+        <w:t xml:space="preserve"> regular de direitos;</w:t>
+      </w:r>
+    </w:p>
+    <w:p>
+      <w:pPr>
+        <w:pStyle w:val="ABNTList"/>
+        <w:rPr>
+          <w:lang w:val="pt-BR"/>
+        </w:rPr>
+      </w:pPr>
+      <w:r>
+        <w:rPr>
+          <w:lang w:val="pt-BR"/>
+        </w:rPr>
+        <w:t xml:space="preserve">• </w:t>
+      </w:r>
+      <w:r>
+        <w:rPr>
+          <w:lang w:val="pt-BR"/>
+        </w:rPr>
+        <w:t>Resolução</w:t>
+      </w:r>
+      <w:r>
+        <w:rPr>
+          <w:lang w:val="pt-BR"/>
+        </w:rPr>
+        <w:t xml:space="preserve"> de disputas;</w:t>
+      </w:r>
+    </w:p>
+    <w:p>
+      <w:pPr>
+        <w:pStyle w:val="ABNTList"/>
+        <w:rPr>
+          <w:lang w:val="pt-BR"/>
+        </w:rPr>
+      </w:pPr>
+      <w:r>
+        <w:rPr>
+          <w:lang w:val="pt-BR"/>
+        </w:rPr>
+        <w:t xml:space="preserve">• </w:t>
+      </w:r>
+      <w:r>
+        <w:rPr>
+          <w:lang w:val="pt-BR"/>
+        </w:rPr>
+        <w:t>Preservação</w:t>
+      </w:r>
+      <w:r>
+        <w:rPr>
+          <w:lang w:val="pt-BR"/>
+        </w:rPr>
+        <w:t xml:space="preserve"> de </w:t>
+      </w:r>
+      <w:r>
+        <w:rPr>
+          <w:lang w:val="pt-BR"/>
+        </w:rPr>
+        <w:t>histórico</w:t>
+      </w:r>
+      <w:r>
+        <w:rPr>
+          <w:lang w:val="pt-BR"/>
+        </w:rPr>
+        <w:t xml:space="preserve"> operacional.</w:t>
+      </w:r>
+    </w:p>
+    <w:p>
+      <w:pPr>
+        <w:rPr>
+          <w:lang w:val="pt-BR"/>
+        </w:rPr>
+      </w:pPr>
+      <w:r>
+        <w:rPr>
+          <w:lang w:val="pt-BR"/>
+        </w:rPr>
+        <w:t xml:space="preserve">O titular pode solicitar acesso, </w:t>
+      </w:r>
+      <w:r>
+        <w:rPr>
+          <w:lang w:val="pt-BR"/>
+        </w:rPr>
+        <w:t>correção</w:t>
+      </w:r>
+      <w:r>
+        <w:rPr>
+          <w:lang w:val="pt-BR"/>
+        </w:rPr>
+        <w:t xml:space="preserve">, </w:t>
+      </w:r>
+      <w:r>
+        <w:rPr>
+          <w:lang w:val="pt-BR"/>
+        </w:rPr>
+        <w:t>exclusão</w:t>
+      </w:r>
+      <w:r>
+        <w:rPr>
+          <w:lang w:val="pt-BR"/>
+        </w:rPr>
+        <w:t xml:space="preserve"> ou </w:t>
+      </w:r>
+      <w:r>
+        <w:rPr>
+          <w:lang w:val="pt-BR"/>
+        </w:rPr>
+        <w:t>revisão</w:t>
+      </w:r>
+      <w:r>
+        <w:rPr>
+          <w:lang w:val="pt-BR"/>
+        </w:rPr>
+        <w:t xml:space="preserve"> de seus dados. Em alguns casos, dados </w:t>
+      </w:r>
+      <w:r>
+        <w:rPr>
+          <w:lang w:val="pt-BR"/>
+        </w:rPr>
+        <w:t>poderão</w:t>
+      </w:r>
+      <w:r>
+        <w:rPr>
+          <w:lang w:val="pt-BR"/>
+        </w:rPr>
+        <w:t xml:space="preserve"> ser anonimizados em vez de </w:t>
+      </w:r>
+      <w:r>
+        <w:rPr>
+          <w:lang w:val="pt-BR"/>
+        </w:rPr>
+        <w:t>excluídos</w:t>
+      </w:r>
+      <w:r>
+        <w:rPr>
+          <w:lang w:val="pt-BR"/>
+        </w:rPr>
+        <w:t xml:space="preserve">, especialmente quando forem </w:t>
+      </w:r>
+      <w:r>
+        <w:rPr>
+          <w:lang w:val="pt-BR"/>
+        </w:rPr>
+        <w:t>necessários</w:t>
+      </w:r>
+      <w:r>
+        <w:rPr>
+          <w:lang w:val="pt-BR"/>
+        </w:rPr>
+        <w:t xml:space="preserve"> para </w:t>
+      </w:r>
+      <w:r>
+        <w:rPr>
+          <w:lang w:val="pt-BR"/>
+        </w:rPr>
+        <w:t>estatísticas</w:t>
+      </w:r>
+      <w:r>
+        <w:rPr>
+          <w:lang w:val="pt-BR"/>
+        </w:rPr>
+        <w:t xml:space="preserve">, </w:t>
+      </w:r>
+      <w:r>
+        <w:rPr>
+          <w:lang w:val="pt-BR"/>
+        </w:rPr>
+        <w:t>relatórios</w:t>
+      </w:r>
+      <w:r>
+        <w:rPr>
+          <w:lang w:val="pt-BR"/>
+        </w:rPr>
+        <w:t xml:space="preserve"> agregados, </w:t>
+      </w:r>
+      <w:r>
+        <w:rPr>
+          <w:lang w:val="pt-BR"/>
+        </w:rPr>
+        <w:t>segurança</w:t>
+      </w:r>
+      <w:r>
+        <w:rPr>
+          <w:lang w:val="pt-BR"/>
+        </w:rPr>
+        <w:t xml:space="preserve"> ou </w:t>
+      </w:r>
+      <w:r>
+        <w:rPr>
+          <w:lang w:val="pt-BR"/>
+        </w:rPr>
+        <w:t>obrigações</w:t>
+      </w:r>
+      <w:r>
+        <w:rPr>
+          <w:lang w:val="pt-BR"/>
+        </w:rPr>
+        <w:t xml:space="preserve"> legais.</w:t>
+      </w:r>
+    </w:p>
+    <w:p>
+      <w:pPr>
+        <w:pStyle w:val="Ttulo1"/>
+        <w:rPr>
+          <w:bCs w:val="0"/>
+          <w:lang w:val="pt-BR"/>
+        </w:rPr>
+      </w:pPr>
+      <w:r>
+        <w:rPr>
+          <w:rFonts w:eastAsia="Arial"/>
+          <w:bCs w:val="0"/>
+          <w:sz w:val="24"/>
+          <w:lang w:val="pt-BR"/>
+        </w:rPr>
         <w:t>13. Direitos dos titulares</w:t>
       </w:r>
     </w:p>
@@ -6380,7 +6542,19 @@
         <w:rPr>
           <w:lang w:val="pt-BR"/>
         </w:rPr>
-        <w:t xml:space="preserve"> sobre a possibilidade de nao fornecer consentimento e sobre as </w:t>
+        <w:t xml:space="preserve"> sobre a possibilidade de </w:t>
+      </w:r>
+      <w:r>
+        <w:rPr>
+          <w:lang w:val="pt-BR"/>
+        </w:rPr>
+        <w:t>não</w:t>
+      </w:r>
+      <w:r>
+        <w:rPr>
+          <w:lang w:val="pt-BR"/>
+        </w:rPr>
+        <w:t xml:space="preserve"> fornecer consentimento e sobre as </w:t>
       </w:r>
       <w:r>
         <w:rPr>
